--- a/Критерии_безопасности_ГТС_литер_I_II_Кубанская_Набережная_37-9.docx
+++ b/Критерии_безопасности_ГТС_литер_I_II_Кубанская_Набережная_37-9.docx
@@ -959,7 +959,7 @@
           <w:sz w:val="24"/>
           <w:szCs w:val="24"/>
         </w:rPr>
-        <w:t xml:space="preserve">	10</w:t>
+        <w:t xml:space="preserve">	11</w:t>
       </w:r>
     </w:p>
     <w:p>
@@ -1184,7 +1184,7 @@
           <w:sz w:val="24"/>
           <w:szCs w:val="24"/>
         </w:rPr>
-        <w:t xml:space="preserve">	21</w:t>
+        <w:t xml:space="preserve">	22</w:t>
       </w:r>
     </w:p>
     <w:p>
@@ -1259,7 +1259,7 @@
           <w:sz w:val="24"/>
           <w:szCs w:val="24"/>
         </w:rPr>
-        <w:t xml:space="preserve">	25</w:t>
+        <w:t xml:space="preserve">	26</w:t>
       </w:r>
     </w:p>
     <w:p>
@@ -3272,7 +3272,7 @@
         <w:rPr>
           <w:rFonts w:ascii="Times New Roman" w:cs="Times New Roman" w:eastAsia="Times New Roman" w:hAnsi="Times New Roman"/>
         </w:rPr>
-        <w:t xml:space="preserve">По сведениям выписки из ЕГРН: вид объекта недвижимости – сооружение; кадастровый номер 23:43:0208042:1316 (дата присвоения – 16.07.2014); номер кадастрового квартала – 23:43:0208042; местоположение – «Краснодарский край, г. Краснодар, Западный внутригородской округ, ул. Кубанская Набережная, д. 37/9»; основная характеристика – протяжённость 295 м; назначение – «сооружения гидротехнические»; год ввода в эксплуатацию по завершении строительства – «2014»; год завершения строительства – «данные отсутствуют». ГТС расположено в пределах земельных участков с кадастровыми номерами 23:43:0208042:1832, 23:43:0208042:1817/1, 23:43:0208042:1817/2, 23:43:0208042:1817/3 (раздел 4 выписки из ЕГРН). Схема расположения ГТС по сведениям ЕГРН приведена в приложении А.</w:t>
+        <w:t xml:space="preserve">По сведениям выписки из ЕГРН: вид объекта недвижимости – сооружение; кадастровый номер 23:43:0208042:1316 (дата присвоения – 16.07.2014); номер кадастрового квартала – 23:43:0208042; местоположение – «Краснодарский край, г. Краснодар, Западный внутригородской округ, ул. Кубанская Набережная, д. 37/9»; основная характеристика – протяжённость 295 м; назначение – «сооружения гидротехнические»; год ввода в эксплуатацию по завершении строительства – «2014»; год завершения строительства – «данные отсутствуют». По пункту 9.3 акта преддекларационного обследования и подразделу 2.1 расчёта вероятного вреда ГТС расположено в пределах земельных участков с кадастровыми номерами 23:43:0208042:1832, 23:43:0208042:1817/1, 23:43:0208042:1817/2, 23:43:0208042:1817/3 (по схеме раздела 4 выписки из ЕГРН); в разделе 1 выписки графа «Кадастровые номера иных объектов недвижимости, в пределах которых расположен объект недвижимости» не заполнена. Схема расположения ГТС по сведениям ЕГРН приведена в приложении А.</w:t>
       </w:r>
     </w:p>
     <w:p>
@@ -4350,6 +4350,21 @@
         </w:tc>
       </w:tr>
     </w:tbl>
+    <w:p>
+      <w:pPr>
+        <w:spacing w:after="60" w:before="60" w:line="252" w:lineRule="auto"/>
+        <w:ind w:firstLine="709"/>
+        <w:jc w:val="both"/>
+      </w:pPr>
+      <w:r>
+        <w:rPr>
+          <w:rFonts w:ascii="Times New Roman" w:cs="Times New Roman" w:eastAsia="Times New Roman" w:hAnsi="Times New Roman"/>
+          <w:sz w:val="22"/>
+          <w:szCs w:val="22"/>
+        </w:rPr>
+        <w:t xml:space="preserve">Примечание – Абсолютный минимум температуры поверхности почвы принят по таблице 8 расчёта вероятного вреда; значение минус 26 °С, приведённое в тексте пункта 10.5 акта преддекларационного обследования, соответствует среднему из абсолютных минимумов.</w:t>
+      </w:r>
+    </w:p>
     <w:p>
       <w:pPr>
         <w:spacing w:after="60" w:before="120" w:line="252" w:lineRule="auto"/>
@@ -5029,7 +5044,7 @@
           <w:sz w:val="22"/>
           <w:szCs w:val="22"/>
         </w:rPr>
-        <w:t xml:space="preserve">Примечание – Уровни определены по кривым расходов воды Q = f(H) при уклоне водной поверхности 0,098 ‰ и коэффициенте шероховатости 0,050; средневзвешенный диаметр донных отложений – 1 мм (пункт 10.3 акта преддекларационного обследования; таблица 46 расчёта вероятного вреда). Значения совпадают с приведёнными для участка 218,5–218,3 км от устья, что при указанном уклоне водной поверхности требует проверки (подраздел 2.2 расчёта вероятного вреда); абсолютные отметки уровней воды использованы в настоящем документе только для предварительной оценки перепада Δh (позиция 9 таблицы 3.1.1); прочие критерии назначены без использования абсолютных отметок. Отметки – в Балтийской системе высот 1977 г.</w:t>
+        <w:t xml:space="preserve">Примечание – Уровни определены по кривым расходов воды Q = f(H) при уклоне водной поверхности 0,098 ‰ и коэффициенте шероховатости 0,050; средневзвешенный диаметр донных отложений – 1 мм (пункт 10.3 акта преддекларационного обследования; таблица 46 расчёта вероятного вреда). Значения совпадают с приведёнными для участка 218,5–218,3 км от устья, что при указанном уклоне водной поверхности требует проверки (подраздел 2.2 расчёта вероятного вреда); при назначении критериев безопасности абсолютные отметки уровней воды использованы только для предварительной оценки перепада Δh (позиция 9 таблицы 3.1.1); прочие критерии назначены без использования абсолютных отметок. Отметки – в Балтийской системе высот 1977 г.</w:t>
       </w:r>
     </w:p>
     <w:p>
@@ -6518,7 +6533,7 @@
         <w:rPr>
           <w:rFonts w:ascii="Times New Roman" w:cs="Times New Roman" w:eastAsia="Times New Roman" w:hAnsi="Times New Roman"/>
         </w:rPr>
-        <w:t xml:space="preserve">Топографический план участка ГТС в исходных данных отсутствует. Положение ГТС в плане определено графически по схеме расположения объекта недвижимости в разделе 4 выписки из ЕГРН (приложение А; масштаб схемы в выписке – 1:3000): ось подпорной стенки литер „I“ представляет собой ломаную из двух прямолинейных участков примерно равной длины – северного, направленного от северного окончания на юго-запад (азимут около 213°), и южного, направленного на юг (азимут около 171°); угол поворота оси – около 42°. Длина ломаной, измеренная по схеме ЕГРН в масштабе 1:3000, составляет около 258 м и не совпадает с протяжённостью ГТС по выписке из ЕГРН (295 м, в том числе литер „I“ – 270 м), поэтому длины, измеренные по схеме ЕГРН, в настоящем документе не используются. Пикетаж принят по подпорной стенке литер „I“ от её северного окончания (ПК 0+00) до южного (ПК 2+70) с распределением протяжённости 270 м пропорционально длинам участков ломаной (таблица 2.2.4); значения приближённые. Плановое положение ГТС, положение торцевых стенок литер „II“, лестничного спуска, съездов и коллектора подлежат установлению при инструментальном обследовании (геодезическая съёмка, мероприятие 3 пункта 17 акта преддекларационного обследования).</w:t>
+        <w:t xml:space="preserve">Топографический план участка ГТС в исходных данных отсутствует. Положение ГТС в плане определено графически по схеме расположения объекта недвижимости в разделе 4 выписки из ЕГРН (приложение А; масштаб схемы в выписке – 1:3000): ось подпорной стенки литер „I“ представляет собой ломаную из двух прямолинейных участков примерно равной длины – северного, направленного от северного окончания на юго-запад (азимут около 213°), и южного, направленного на юг (азимут около 171°); угол поворота оси – около 42°. Длина ломаной, измеренная по схеме ЕГРН в масштабе 1:3000, составляет около 258 м и не совпадает с протяжённостью ГТС по выписке из ЕГРН (295 м, в том числе литер „I“ – 270 м), поэтому абсолютные длины по масштабу схемы ЕГРН в настоящем документе не используются; используется лишь соотношение длин участков ломаной. Пикетаж принят по подпорной стенке литер „I“ от её северного окончания (ПК 0+00) до южного (ПК 2+70) с распределением протяжённости 270 м пропорционально длинам участков ломаной (таблица 2.2.4); значения приближённые. Плановое положение ГТС, положение торцевых стенок литер „II“, лестничного спуска, съездов и коллектора подлежат установлению при инструментальном обследовании (геодезическая съёмка, мероприятие 3 пункта 17 акта преддекларационного обследования).</w:t>
       </w:r>
     </w:p>
     <w:p>
@@ -6717,7 +6732,7 @@
                 <w:sz w:val="20"/>
                 <w:szCs w:val="20"/>
               </w:rPr>
-              <w:t xml:space="preserve">Размеры, м; углы, °</w:t>
+              <w:t xml:space="preserve">Размеры</w:t>
             </w:r>
           </w:p>
         </w:tc>
@@ -7265,7 +7280,7 @@
                 <w:sz w:val="20"/>
                 <w:szCs w:val="20"/>
               </w:rPr>
-              <w:t xml:space="preserve">суммарно 25</w:t>
+              <w:t xml:space="preserve">суммарно 25 м</w:t>
             </w:r>
           </w:p>
         </w:tc>
@@ -7402,7 +7417,7 @@
                 <w:sz w:val="20"/>
                 <w:szCs w:val="20"/>
               </w:rPr>
-              <w:t xml:space="preserve">ширина 6</w:t>
+              <w:t xml:space="preserve">ширина 6 м</w:t>
             </w:r>
           </w:p>
         </w:tc>
@@ -13080,7 +13095,7 @@
         <w:rPr>
           <w:rFonts w:ascii="Times New Roman" w:cs="Times New Roman" w:eastAsia="Times New Roman" w:hAnsi="Times New Roman"/>
         </w:rPr>
-        <w:t xml:space="preserve"> Неуравновешенное давление грунтовых вод на подпорную стенку определяется перепадом Δh между уровнем воды в грунте обратной засыпки и уровнем воды в акватории затона; перепад является определяющей нагрузкой сценария наиболее тяжёлой аварии В-3 (снижение уровня воды в затоне при высоком уровне грунтовых вод за стенкой) и сценария В-2 (удержание воды в полости). В соответствии с РД 153-34.2-21.342-00 критериальные значения К1 назначаются для основного, К2 – для особого сочетания нагрузок. Наблюдения за уровнем грунтовых вод на участке ГТС не проводились; по справочным данным изысканий на смежном участке правого берега наибольший наблюдённый уровень грунтовых вод – 16,88 м БС (подраздел 2.2.3). Основное сочетание принято при перепаде 3,24 м (наибольший наблюдённый уровень грунтовых вод 16,88 м БС при уровне воды 13,64 м БС, отвечающем санитарному попуску), особое – при перепаде 4,17 м (уровень в грунте обратной засыпки 17,81 м БС, отвечающий среднему максимальному сбросному расходу 961 м³/с, сохраняется после быстрого снижения сбросного расхода до 80,0 м³/с; таблица 2.2.2). Перепад особого сочетания определяется разностью уровней по одной кривой Q = f(H) и от погрешности привязки абсолютных отметок не зависит; перепад основного сочетания сопоставляет уровень грунтовых вод по изысканиям на смежном участке с уровнем воды по кривой расходов и зависит от их взаимной привязки (примечание к таблице 2.2.2), в связи с чем значение К1 подлежит первоочередному уточнению по данным пьезометрических наблюдений. Оба значения меньше высоты видимой части сооружения (6 м). Соответственно с округлением до 0,1 м приняты К1 = 3,2 м (перепад основного сочетания нагрузок, 3,24 м) и К2 = 4,2 м (перепад особого сочетания нагрузок, 4,17 м). Поскольку устойчивость подпорной стенки при указанных сочетаниях расчётом не проверялась, значения являются предварительными и подлежат обязательному уточнению (в том числе в сторону уменьшения) по данным пьезометрических наблюдений и расчётом по мероприятию 4 пункта 17 акта преддекларационного обследования. Перепад определяется по пьезометрам П-1 – П-6 и водомерной рейке, в том числе ежедневно в течение трёх суток после снижения сбросного расхода из Краснодарского водохранилища.</w:t>
+        <w:t xml:space="preserve"> Неуравновешенное давление грунтовых вод на подпорную стенку определяется перепадом Δh между уровнем воды в грунте обратной засыпки и уровнем воды в акватории затона; перепад является определяющей нагрузкой сценария наиболее тяжёлой аварии В-3 (снижение уровня воды в затоне при высоком уровне грунтовых вод за стенкой) и сценария В-2 (удержание воды в полости). В соответствии с РД 153-34.2-21.342-00 критериальные значения К1 назначаются для основного, К2 – для особого сочетания нагрузок. Наблюдения за уровнем грунтовых вод на участке ГТС не проводились; по справочным данным изысканий на смежном участке правого берега наибольший наблюдённый уровень грунтовых вод – 16,88 м БС (подраздел 2.2.3). Основное сочетание принято при перепаде 3,24 м (наибольший наблюдённый уровень грунтовых вод 16,88 м БС при уровне воды 13,64 м БС, отвечающем санитарному попуску), особое – при перепаде 4,17 м (уровень в грунте обратной засыпки 17,81 м БС, отвечающий среднему максимальному сбросному расходу 961 м³/с, сохраняется после быстрого снижения сбросного расхода до 80,0 м³/с; таблица 2.2.2). Перепад особого сочетания определяется разностью уровней по одной кривой Q = f(H) и от погрешности привязки абсолютных отметок не зависит; перепад основного сочетания определяется сопоставлением уровня грунтовых вод по изысканиям на смежном участке с уровнем воды по кривой расходов и зависит от их взаимной привязки (примечание к таблице 2.2.2), в связи с чем значение К1 подлежит первоочередному уточнению по данным пьезометрических наблюдений. Оба значения меньше высоты видимой части сооружения (6 м). Соответственно приняты К1 = 3,2 м (перепад основного сочетания нагрузок 3,24 м с округлением в меньшую сторону) и К2 = 4,2 м (перепад, превышающий перепад особого сочетания нагрузок 4,17 м). Поскольку устойчивость подпорной стенки при указанных сочетаниях расчётом не проверялась, значения являются предварительными и подлежат обязательному уточнению (в том числе в сторону уменьшения) по данным пьезометрических наблюдений и расчётом по мероприятию 4 пункта 17 акта преддекларационного обследования. Перепад определяется по пьезометрам П-1 – П-6 и водомерной рейке, в том числе ежедневно в течение трёх суток после снижения сбросного расхода из Краснодарского водохранилища.</w:t>
       </w:r>
     </w:p>
     <w:p>
@@ -18669,7 +18684,7 @@
           <w:sz w:val="22"/>
           <w:szCs w:val="22"/>
         </w:rPr>
-        <w:t xml:space="preserve">4 Критерий К2 по позиции 7 и критерии К1, К2 по позиции 9 являются предварительными и подлежат уточнению расчётом устойчивости подпорной стенки (мероприятие 4 пункта 17 акта преддекларационного обследования), а по позиции 9 – также по данным пьезометрических наблюдений.</w:t>
+        <w:t xml:space="preserve">4 Критерий К2 по позиции 7 и критерии К1, К2 по позиции 9 являются предварительными и подлежат уточнению расчётом устойчивости подпорной стенки (мероприятие 4 пункта 17 акта преддекларационного обследования), а по позиции 9 – также по данным пьезометрических наблюдений. Обоснование соотношения критериев позиций 2 и 3 подлежит уточнению после установления глубины заделки и наличия анкерного крепления подпорной стенки (мероприятия 3 и 4 пункта 17 акта преддекларационного обследования).</w:t>
       </w:r>
     </w:p>
     <w:p>
@@ -26514,7 +26529,7 @@
                 <w:sz w:val="19"/>
                 <w:szCs w:val="19"/>
               </w:rPr>
-              <w:t xml:space="preserve">Состояние дна у подошвы не установлено (пункт 11.9 акта преддекларационного обследования); подлежит установлению водолазным обследованием и промерами (мероприятие 3 пункта 17 акта преддекларационного обследования). Размывы у торцевых стенок и на окончаниях сооружения в перечне дефектов не указаны. Не превышает К1</w:t>
+              <w:t xml:space="preserve">Состояние дна у подошвы не установлено (пункт 11.9 акта преддекларационного обследования); подлежит установлению водолазным обследованием и промерами (мероприятие 3 пункта 17 акта преддекларационного обследования). Размывы у торцевых стенок и на окончаниях сооружения в перечне дефектов не указаны. В части, доступной визуальному осмотру, не превышает К1; по состоянию дна у подошвы значение не определено</w:t>
             </w:r>
           </w:p>
         </w:tc>
@@ -27662,7 +27677,7 @@
                 <w:sz w:val="19"/>
                 <w:szCs w:val="19"/>
               </w:rPr>
-              <w:t xml:space="preserve">нивелирование марок МТ; щелемеры; тахеометрическая съёмка; визуальный осмотр</w:t>
+              <w:t xml:space="preserve">нивелирование марок МТ; щелемеры; тахеометрическая съёмка; отсчётный микроскоп; визуальный осмотр с фотофиксацией</w:t>
             </w:r>
           </w:p>
         </w:tc>
@@ -31690,7 +31705,7 @@
           <w:sz w:val="22"/>
           <w:szCs w:val="22"/>
         </w:rPr>
-        <w:t xml:space="preserve">Условные обозначения: линейный контур с подписью «23:43:0208042:1316» – гидротехническое сооружение «Берегоукрепление правого берега р. Кубань литер „I“ протяжённостью 270 м, торцевые стенки литер „II“ протяжённостью 25 м» (протяжённость – 295 м); подписи «23:43:0208042:1832», «:1817/1», «:1817/2», «:1817/3» – земельные участки, в пределах которых расположено ГТС. Схема воспроизведена без изменений.</w:t>
+        <w:t xml:space="preserve">Условные обозначения: линейный контур с подписью «23:43:0208042:1316» – гидротехническое сооружение «Берегоукрепление правого берега р. Кубань литер „I“ протяжённостью 270 м, торцевые стенки литер „II“ протяжённостью 25 м» (протяжённость – 295 м); подписи «23:43:0208042:1832», «:1817/1», «:1817/2», «:1817/3» – земельный участок и части земельного участка, указанные в пункте 9.3 акта преддекларационного обследования как участки, в пределах которых расположено ГТС. Схема воспроизведена без изменений.</w:t>
       </w:r>
     </w:p>
     <w:p>

--- a/Критерии_безопасности_ГТС_литер_I_II_Кубанская_Набережная_37-9.docx
+++ b/Критерии_безопасности_ГТС_литер_I_II_Кубанская_Набережная_37-9.docx
@@ -1034,7 +1034,7 @@
           <w:sz w:val="24"/>
           <w:szCs w:val="24"/>
         </w:rPr>
-        <w:t xml:space="preserve">	16</w:t>
+        <w:t xml:space="preserve">	17</w:t>
       </w:r>
     </w:p>
     <w:p>
@@ -1059,7 +1059,7 @@
           <w:sz w:val="24"/>
           <w:szCs w:val="24"/>
         </w:rPr>
-        <w:t xml:space="preserve">	16</w:t>
+        <w:t xml:space="preserve">	17</w:t>
       </w:r>
     </w:p>
     <w:p>
@@ -1109,7 +1109,7 @@
           <w:sz w:val="24"/>
           <w:szCs w:val="24"/>
         </w:rPr>
-        <w:t xml:space="preserve">	17</w:t>
+        <w:t xml:space="preserve">	18</w:t>
       </w:r>
     </w:p>
     <w:p>
@@ -1134,7 +1134,7 @@
           <w:sz w:val="24"/>
           <w:szCs w:val="24"/>
         </w:rPr>
-        <w:t xml:space="preserve">	18</w:t>
+        <w:t xml:space="preserve">	19</w:t>
       </w:r>
     </w:p>
     <w:p>
@@ -1209,7 +1209,7 @@
           <w:sz w:val="24"/>
           <w:szCs w:val="24"/>
         </w:rPr>
-        <w:t xml:space="preserve">	24</w:t>
+        <w:t xml:space="preserve">	25</w:t>
       </w:r>
     </w:p>
     <w:p>
@@ -1309,7 +1309,7 @@
           <w:sz w:val="24"/>
           <w:szCs w:val="24"/>
         </w:rPr>
-        <w:t xml:space="preserve">	28</w:t>
+        <w:t xml:space="preserve">	29</w:t>
       </w:r>
     </w:p>
     <w:p>
@@ -1334,7 +1334,7 @@
           <w:sz w:val="24"/>
           <w:szCs w:val="24"/>
         </w:rPr>
-        <w:t xml:space="preserve">	28</w:t>
+        <w:t xml:space="preserve">	29</w:t>
       </w:r>
     </w:p>
     <w:p>
@@ -1359,7 +1359,7 @@
           <w:sz w:val="24"/>
           <w:szCs w:val="24"/>
         </w:rPr>
-        <w:t xml:space="preserve">	29</w:t>
+        <w:t xml:space="preserve">	30</w:t>
       </w:r>
     </w:p>
     <w:p>
@@ -1384,7 +1384,7 @@
           <w:sz w:val="24"/>
           <w:szCs w:val="24"/>
         </w:rPr>
-        <w:t xml:space="preserve">	31</w:t>
+        <w:t xml:space="preserve">	32</w:t>
       </w:r>
     </w:p>
     <w:p>
@@ -1409,7 +1409,7 @@
           <w:sz w:val="24"/>
           <w:szCs w:val="24"/>
         </w:rPr>
-        <w:t xml:space="preserve">	38</w:t>
+        <w:t xml:space="preserve">	39</w:t>
       </w:r>
     </w:p>
     <w:p>
@@ -1434,7 +1434,7 @@
           <w:sz w:val="24"/>
           <w:szCs w:val="24"/>
         </w:rPr>
-        <w:t xml:space="preserve">	39</w:t>
+        <w:t xml:space="preserve">	40</w:t>
       </w:r>
     </w:p>
     <w:p>
@@ -1459,7 +1459,7 @@
           <w:sz w:val="24"/>
           <w:szCs w:val="24"/>
         </w:rPr>
-        <w:t xml:space="preserve">	39</w:t>
+        <w:t xml:space="preserve">	40</w:t>
       </w:r>
     </w:p>
     <w:p>
@@ -1484,7 +1484,7 @@
           <w:sz w:val="24"/>
           <w:szCs w:val="24"/>
         </w:rPr>
-        <w:t xml:space="preserve">	40</w:t>
+        <w:t xml:space="preserve">	41</w:t>
       </w:r>
     </w:p>
     <w:p>
@@ -1509,7 +1509,7 @@
           <w:sz w:val="24"/>
           <w:szCs w:val="24"/>
         </w:rPr>
-        <w:t xml:space="preserve">	42</w:t>
+        <w:t xml:space="preserve">	43</w:t>
       </w:r>
     </w:p>
     <w:p>
@@ -1534,7 +1534,7 @@
           <w:sz w:val="24"/>
           <w:szCs w:val="24"/>
         </w:rPr>
-        <w:t xml:space="preserve">	44</w:t>
+        <w:t xml:space="preserve">	45</w:t>
       </w:r>
     </w:p>
     <w:p>
@@ -1559,7 +1559,7 @@
           <w:sz w:val="24"/>
           <w:szCs w:val="24"/>
         </w:rPr>
-        <w:t xml:space="preserve">	46</w:t>
+        <w:t xml:space="preserve">	47</w:t>
       </w:r>
     </w:p>
     <w:p>
@@ -1584,7 +1584,7 @@
           <w:sz w:val="24"/>
           <w:szCs w:val="24"/>
         </w:rPr>
-        <w:t xml:space="preserve">	47</w:t>
+        <w:t xml:space="preserve">	48</w:t>
       </w:r>
     </w:p>
     <w:p>
@@ -2826,7 +2826,7 @@
         <w:rPr>
           <w:rFonts w:ascii="Times New Roman" w:cs="Times New Roman" w:eastAsia="Times New Roman" w:hAnsi="Times New Roman"/>
         </w:rPr>
-        <w:t xml:space="preserve">Обследуемое сооружение относится к сооружениям, предназначенным для защиты от разрушений берегов рек. Коллектор общесплавной и ливневой канализации (железобетонная труба Ø 1500 мм) и линия электроосвещения, проложенные в теле сооружения, гидротехническими сооружениями и элементами ГТС не являются (подраздел 2.1 расчёта вероятного вреда).</w:t>
+        <w:t xml:space="preserve">Обследуемое сооружение относится к сооружениям, предназначенным для защиты от разрушений берегов рек. Трубопроводы ливневой канализации и общесплавной канализации (железобетонная труба Ø 1500 мм с выпуском через подпорную стенку) и линия электроосвещения, проложенные в теле сооружения, гидротехническими сооружениями и элементами ГТС не являются (подраздел 2.1 расчёта вероятного вреда).</w:t>
       </w:r>
     </w:p>
     <w:p>
@@ -5376,7 +5376,7 @@
         <w:rPr>
           <w:rFonts w:ascii="Times New Roman" w:cs="Times New Roman" w:eastAsia="Times New Roman" w:hAnsi="Times New Roman"/>
         </w:rPr>
-        <w:t xml:space="preserve">Значение для критериев безопасности: наличие в разрезе рыхлых мелких песков (ИГЭ-7, ИГЭ-8), в том числе водонасыщенных, и пылевато-глинистых грунтов текучей и текучепластичной консистенции (ИГЭ-6, ИГЭ-12), а также принятый в запас несвязный состав грунта обратной засыпки обусловливают пониженную устойчивость грунтов к размыву и суффозионному выносу, а в сочетании с сейсмической интенсивностью 8 баллов – возможность развития деформаций основания и засыпки при сейсмических воздействиях. Указанное учтено при выборе диагностических показателей (просадки покрытия пешеходной зоны, суффозионные проявления, поступление грунта в коллектор, отметки дна у подошвы) и при установлении внеочередных наблюдений после сейсмических событий (подраздел 4.2).</w:t>
+        <w:t xml:space="preserve">Значение для критериев безопасности: наличие в разрезе рыхлых мелких песков (ИГЭ-7, ИГЭ-8), в том числе водонасыщенных, и пылевато-глинистых грунтов текучей и текучепластичной консистенции (ИГЭ-6, ИГЭ-12), а также принятый в запас несвязный состав грунта обратной засыпки обусловливают пониженную устойчивость грунтов к размыву и суффозионному выносу, а в сочетании с сейсмической интенсивностью 8 баллов – возможность развития деформаций основания и засыпки при сейсмических воздействиях. Указанное учтено при выборе диагностических показателей (просадки покрытия пешеходной зоны, суффозионные проявления, поступление грунта в трубопроводы канализации, отметки дна у подошвы) и при установлении внеочередных наблюдений после сейсмических событий (подраздел 4.2).</w:t>
       </w:r>
     </w:p>
     <w:p>
@@ -5487,7 +5487,20 @@
         <w:rPr>
           <w:rFonts w:ascii="Times New Roman" w:cs="Times New Roman" w:eastAsia="Times New Roman" w:hAnsi="Times New Roman"/>
         </w:rPr>
-        <w:t xml:space="preserve">В теле сооружения вдоль пешеходной зоны проложены коллектор общесплавной и ливневой канализации (железобетонная труба Ø 1500 мм; далее – коллектор) и линия электроосвещения; на поверхность пешеходной зоны выведены смотровые колодцы и дождеприёмники; на пешеходной зоне установлены опоры ночного электроосвещения. Коллектор и линия электроосвещения элементами ГТС не являются и дренажными устройствами не служат (подраздел 2.1 расчёта вероятного вреда); их состояние контролируется в части влияния на ГТС (утечки воды и поступление грунта обратной засыпки, размывы у выпуска). Основные характеристики ГТС приведены в таблице 2.2.3.</w:t>
+        <w:t xml:space="preserve">В теле сооружения вдоль пешеходной зоны проложены трубопровод ливневой канализации и линия электроосвещения; на поверхность пешеходной зоны выведены смотровые колодцы и дождеприёмники ливневой канализации; на пешеходной зоне установлены опоры ночного электроосвещения. На удалении около 30 м от северного окончания (ориентировочно ПК 0+30) сооружение пересекает трубопровод общесплавной канализации – железобетонная труба Ø 1500 мм с выпуском в акваторию Краснодарского затона через подпорную стенку; выпуск оборудован металлическим затвором (по материалам фотофиксации).</w:t>
+      </w:r>
+    </w:p>
+    <w:p>
+      <w:pPr>
+        <w:spacing w:after="60" w:before="0" w:line="252" w:lineRule="auto"/>
+        <w:ind w:firstLine="709"/>
+        <w:jc w:val="both"/>
+      </w:pPr>
+      <w:r>
+        <w:rPr>
+          <w:rFonts w:ascii="Times New Roman" w:cs="Times New Roman" w:eastAsia="Times New Roman" w:hAnsi="Times New Roman"/>
+        </w:rPr>
+        <w:t xml:space="preserve">В акте преддекларационного обследования и расчёте вероятного вреда (подраздел 2.1) трубопровод Ø 1500 мм указан как коллектор общесплавной и ливневой канализации, проложенный вдоль пешеходной зоны. По уточнённым сведениям Владельца ГТС диаметр 1500 мм относится к трубопроводу общесплавной канализации, пересекающему сооружение у северного окончания; диаметр, трасса, колодцы и выпуски ливневой канализации не установлены и подлежат установлению при инструментальном обследовании (мероприятие 3 пункта 17 акта преддекларационного обследования). Сведения подлежат учёту при доработке акта и расчёта вероятного вреда. Трубопроводы ливневой и общесплавной канализации (далее – сети канализации) и линия электроосвещения элементами ГТС не являются и дренажными устройствами не служат (подраздел 2.1 расчёта вероятного вреда); их состояние контролируется в части влияния на ГТС (утечки воды и поступление грунта обратной засыпки в трубопроводы, состояние выпуска и его сопряжения с подпорной стенкой, размывы у выпуска). Основные характеристики ГТС приведены в таблице 2.2.3.</w:t>
       </w:r>
     </w:p>
     <w:p>
@@ -6446,7 +6459,7 @@
                 <w:sz w:val="21"/>
                 <w:szCs w:val="21"/>
               </w:rPr>
-              <w:t xml:space="preserve">коллектор общесплавной и ливневой канализации Ø 1500 мм; линия электроосвещения</w:t>
+              <w:t xml:space="preserve">трубопровод ливневой канализации (диаметр не установлен); линия электроосвещения; трубопровод общесплавной канализации Ø 1500 мм, пересекающий сооружение около 30 м от северного окончания, с выпуском через подпорную стенку</w:t>
             </w:r>
           </w:p>
         </w:tc>
@@ -6533,7 +6546,7 @@
         <w:rPr>
           <w:rFonts w:ascii="Times New Roman" w:cs="Times New Roman" w:eastAsia="Times New Roman" w:hAnsi="Times New Roman"/>
         </w:rPr>
-        <w:t xml:space="preserve">Топографический план участка ГТС в исходных данных отсутствует. Положение ГТС в плане определено графически по схеме расположения объекта недвижимости в разделе 4 выписки из ЕГРН (приложение А; масштаб схемы в выписке – 1:3000): ось подпорной стенки литер „I“ представляет собой ломаную из двух прямолинейных участков примерно равной длины – северного, направленного от северного окончания на юго-запад (азимут около 213°), и южного, направленного на юг (азимут около 171°); угол поворота оси – около 42°. Длина ломаной, измеренная по схеме ЕГРН в масштабе 1:3000, составляет около 258 м и не совпадает с протяжённостью ГТС по выписке из ЕГРН (295 м, в том числе литер „I“ – 270 м), поэтому абсолютные длины по масштабу схемы ЕГРН в настоящем документе не используются; используется лишь соотношение длин участков ломаной. Пикетаж принят по подпорной стенке литер „I“ от её северного окончания (ПК 0+00) до южного (ПК 2+70) с распределением протяжённости 270 м пропорционально длинам участков ломаной (таблица 2.2.4); значения приближённые. Плановое положение ГТС, положение торцевых стенок литер „II“, лестничного спуска, съездов и коллектора подлежат установлению при инструментальном обследовании (геодезическая съёмка, мероприятие 3 пункта 17 акта преддекларационного обследования).</w:t>
+        <w:t xml:space="preserve">Топографический план участка ГТС в исходных данных отсутствует. Положение ГТС в плане определено графически по схеме расположения объекта недвижимости в разделе 4 выписки из ЕГРН (приложение А; масштаб схемы в выписке – 1:3000): ось подпорной стенки литер „I“ представляет собой ломаную из двух прямолинейных участков примерно равной длины – северного, направленного от северного окончания на юго-запад (азимут около 213°), и южного, направленного на юг (азимут около 171°); угол поворота оси – около 42°. Длина ломаной, измеренная по схеме ЕГРН в масштабе 1:3000, составляет около 258 м и не совпадает с протяжённостью ГТС по выписке из ЕГРН (295 м, в том числе литер „I“ – 270 м), поэтому абсолютные длины по масштабу схемы ЕГРН в настоящем документе не используются; используется лишь соотношение длин участков ломаной. Пикетаж принят по подпорной стенке литер „I“ от её северного окончания (ПК 0+00) до южного (ПК 2+70) с распределением протяжённости 270 м пропорционально длинам участков ломаной (таблица 2.2.4); значения приближённые. Плановое положение ГТС, положение торцевых стенок литер „II“, лестничного спуска, съездов, трассы ливневой канализации и выпуска общесплавной канализации подлежат установлению при инструментальном обследовании (геодезическая съёмка, мероприятие 3 пункта 17 акта преддекларационного обследования).</w:t>
       </w:r>
     </w:p>
     <w:p>
@@ -7762,7 +7775,7 @@
                 <w:sz w:val="20"/>
                 <w:szCs w:val="20"/>
               </w:rPr>
-              <w:t xml:space="preserve">Коллектор общесплавной и ливневой канализации Ø 1500 мм (не является элементом ГТС)</w:t>
+              <w:t xml:space="preserve">Трубопровод ливневой канализации (не является элементом ГТС)</w:t>
             </w:r>
           </w:p>
         </w:tc>
@@ -7795,7 +7808,7 @@
                 <w:sz w:val="20"/>
                 <w:szCs w:val="20"/>
               </w:rPr>
-              <w:t xml:space="preserve">вдоль пешеходной зоны; положение оси, колодцев и выпуска не установлено</w:t>
+              <w:t xml:space="preserve">вдоль пешеходной зоны; положение оси, колодцев и выпусков не установлено</w:t>
             </w:r>
           </w:p>
         </w:tc>
@@ -7828,7 +7841,144 @@
                 <w:sz w:val="20"/>
                 <w:szCs w:val="20"/>
               </w:rPr>
-              <w:t xml:space="preserve">Ø 1,5</w:t>
+              <w:t xml:space="preserve">диаметр не установлен</w:t>
+            </w:r>
+          </w:p>
+        </w:tc>
+      </w:tr>
+      <w:tr>
+        <w:trPr>
+          <w:cantSplit/>
+        </w:trPr>
+        <w:tc>
+          <w:tcPr>
+            <w:tcW w:type="dxa" w:w="600"/>
+            <w:tcBorders>
+              <w:top w:val="single" w:color="000000" w:sz="4"/>
+              <w:left w:val="single" w:color="000000" w:sz="4"/>
+              <w:bottom w:val="single" w:color="000000" w:sz="4"/>
+              <w:right w:val="single" w:color="000000" w:sz="4"/>
+            </w:tcBorders>
+            <w:tcMar>
+              <w:top w:type="dxa" w:w="40"/>
+              <w:left w:type="dxa" w:w="80"/>
+              <w:bottom w:type="dxa" w:w="40"/>
+              <w:right w:type="dxa" w:w="80"/>
+            </w:tcMar>
+            <w:vAlign w:val="top"/>
+          </w:tcPr>
+          <w:p>
+            <w:pPr>
+              <w:keepNext w:val="false"/>
+              <w:spacing w:after="0" w:before="0" w:line="240" w:lineRule="auto"/>
+              <w:jc w:val="center"/>
+            </w:pPr>
+            <w:r>
+              <w:rPr>
+                <w:rFonts w:ascii="Times New Roman" w:cs="Times New Roman" w:eastAsia="Times New Roman" w:hAnsi="Times New Roman"/>
+                <w:sz w:val="20"/>
+                <w:szCs w:val="20"/>
+              </w:rPr>
+              <w:t xml:space="preserve">9</w:t>
+            </w:r>
+          </w:p>
+        </w:tc>
+        <w:tc>
+          <w:tcPr>
+            <w:tcW w:type="dxa" w:w="4555"/>
+            <w:tcBorders>
+              <w:top w:val="single" w:color="000000" w:sz="4"/>
+              <w:left w:val="single" w:color="000000" w:sz="4"/>
+              <w:bottom w:val="single" w:color="000000" w:sz="4"/>
+              <w:right w:val="single" w:color="000000" w:sz="4"/>
+            </w:tcBorders>
+            <w:tcMar>
+              <w:top w:type="dxa" w:w="40"/>
+              <w:left w:type="dxa" w:w="80"/>
+              <w:bottom w:type="dxa" w:w="40"/>
+              <w:right w:type="dxa" w:w="80"/>
+            </w:tcMar>
+            <w:vAlign w:val="top"/>
+          </w:tcPr>
+          <w:p>
+            <w:pPr>
+              <w:keepNext w:val="false"/>
+              <w:spacing w:after="0" w:before="0" w:line="240" w:lineRule="auto"/>
+              <w:jc w:val="left"/>
+            </w:pPr>
+            <w:r>
+              <w:rPr>
+                <w:rFonts w:ascii="Times New Roman" w:cs="Times New Roman" w:eastAsia="Times New Roman" w:hAnsi="Times New Roman"/>
+                <w:sz w:val="20"/>
+                <w:szCs w:val="20"/>
+              </w:rPr>
+              <w:t xml:space="preserve">Трубопровод общесплавной канализации с выпуском через подпорную стенку (не является элементом ГТС)</w:t>
+            </w:r>
+          </w:p>
+        </w:tc>
+        <w:tc>
+          <w:tcPr>
+            <w:tcW w:type="dxa" w:w="2300"/>
+            <w:tcBorders>
+              <w:top w:val="single" w:color="000000" w:sz="4"/>
+              <w:left w:val="single" w:color="000000" w:sz="4"/>
+              <w:bottom w:val="single" w:color="000000" w:sz="4"/>
+              <w:right w:val="single" w:color="000000" w:sz="4"/>
+            </w:tcBorders>
+            <w:tcMar>
+              <w:top w:type="dxa" w:w="40"/>
+              <w:left w:type="dxa" w:w="80"/>
+              <w:bottom w:type="dxa" w:w="40"/>
+              <w:right w:type="dxa" w:w="80"/>
+            </w:tcMar>
+            <w:vAlign w:val="top"/>
+          </w:tcPr>
+          <w:p>
+            <w:pPr>
+              <w:keepNext w:val="false"/>
+              <w:spacing w:after="0" w:before="0" w:line="240" w:lineRule="auto"/>
+              <w:jc w:val="left"/>
+            </w:pPr>
+            <w:r>
+              <w:rPr>
+                <w:rFonts w:ascii="Times New Roman" w:cs="Times New Roman" w:eastAsia="Times New Roman" w:hAnsi="Times New Roman"/>
+                <w:sz w:val="20"/>
+                <w:szCs w:val="20"/>
+              </w:rPr>
+              <w:t xml:space="preserve">ПК 0+30 (около 30 м от северного окончания; ориентировочно)</w:t>
+            </w:r>
+          </w:p>
+        </w:tc>
+        <w:tc>
+          <w:tcPr>
+            <w:tcW w:type="dxa" w:w="1900"/>
+            <w:tcBorders>
+              <w:top w:val="single" w:color="000000" w:sz="4"/>
+              <w:left w:val="single" w:color="000000" w:sz="4"/>
+              <w:bottom w:val="single" w:color="000000" w:sz="4"/>
+              <w:right w:val="single" w:color="000000" w:sz="4"/>
+            </w:tcBorders>
+            <w:tcMar>
+              <w:top w:type="dxa" w:w="40"/>
+              <w:left w:type="dxa" w:w="80"/>
+              <w:bottom w:type="dxa" w:w="40"/>
+              <w:right w:type="dxa" w:w="80"/>
+            </w:tcMar>
+            <w:vAlign w:val="top"/>
+          </w:tcPr>
+          <w:p>
+            <w:pPr>
+              <w:keepNext w:val="false"/>
+              <w:spacing w:after="0" w:before="0" w:line="240" w:lineRule="auto"/>
+              <w:jc w:val="left"/>
+            </w:pPr>
+            <w:r>
+              <w:rPr>
+                <w:rFonts w:ascii="Times New Roman" w:cs="Times New Roman" w:eastAsia="Times New Roman" w:hAnsi="Times New Roman"/>
+                <w:sz w:val="20"/>
+                <w:szCs w:val="20"/>
+              </w:rPr>
+              <w:t xml:space="preserve">Ø 1,5 м</w:t>
             </w:r>
           </w:p>
         </w:tc>
@@ -7865,7 +8015,7 @@
         <w:rPr>
           <w:rFonts w:ascii="Times New Roman" w:cs="Times New Roman" w:eastAsia="Times New Roman" w:hAnsi="Times New Roman"/>
         </w:rPr>
-        <w:t xml:space="preserve">Неустановленные параметры (пункт 10.2 акта преддекларационного обследования; подраздел 2.1 расчёта вероятного вреда): тип, материал, сечение и полная длина вертикальных элементов подпорной стенки; глубина заложения подошвы; ширина сооружения по подошве; максимальная строительная высота; наличие и параметры анкерного крепления; класс бетона по прочности, марки по водонепроницаемости и морозостойкости; наличие скрытых противофильтрационных и дренажных элементов; шаг деформационных швов; конструкция, толщина, армирование и условия опирания покрытия пешеходной зоны; ширина пешеходной зоны (значение 6 м принято по таблице технических характеристик акта преддекларационного обследования и подлежит уточнению); конструктивное решение, материал и параметры лестничного спуска; конструкция торцевых стенок и их сопряжения с подпорной стенкой; положение и отметка выпуска коллектора; параметры системы электроосвещения. Указанные параметры подлежат установлению по результатам инструментального обследования ГТС (мероприятие 3 пункта 17 акта преддекларационного обследования). С учётом этого критерии безопасности назначены преимущественно по геометрическим и визуально контролируемым параметрам, определение которых не требует сведений о конструктивном решении подземной части сооружения (пункт 16.4 акта преддекларационного обследования).</w:t>
+        <w:t xml:space="preserve">Неустановленные параметры (пункт 10.2 акта преддекларационного обследования; подраздел 2.1 расчёта вероятного вреда): тип, материал, сечение и полная длина вертикальных элементов подпорной стенки; глубина заложения подошвы; ширина сооружения по подошве; максимальная строительная высота; наличие и параметры анкерного крепления; класс бетона по прочности, марки по водонепроницаемости и морозостойкости; наличие скрытых противофильтрационных и дренажных элементов; шаг деформационных швов; конструкция, толщина, армирование и условия опирания покрытия пешеходной зоны; ширина пешеходной зоны (значение 6 м принято по таблице технических характеристик акта преддекларационного обследования и подлежит уточнению); конструктивное решение, материал и параметры лестничного спуска; конструкция торцевых стенок и их сопряжения с подпорной стенкой; трасса, диаметр, колодцы и выпуски ливневой канализации; отметка выпуска общесплавной канализации и конструкция его сопряжения с подпорной стенкой; параметры системы электроосвещения. Указанные параметры подлежат установлению по результатам инструментального обследования ГТС (мероприятие 3 пункта 17 акта преддекларационного обследования). С учётом этого критерии безопасности назначены преимущественно по геометрическим и визуально контролируемым параметрам, определение которых не требует сведений о конструктивном решении подземной части сооружения (пункт 16.4 акта преддекларационного обследования).</w:t>
       </w:r>
     </w:p>
     <w:p>
@@ -8290,7 +8440,7 @@
         <w:rPr>
           <w:rFonts w:ascii="Times New Roman" w:cs="Times New Roman" w:eastAsia="Times New Roman" w:hAnsi="Times New Roman"/>
         </w:rPr>
-        <w:t xml:space="preserve">В-1 нарушение фильтрационной прочности грунта обратной засыпки с развитием механической суффозии: поступление грунта в коллектор через участки нарушенной герметичности, по контакту выпуска и через деформационные швы, утрата опирания коллектора, формирование полости и обрушение покрытия с образованием провала пешеходной зоны (наиболее вероятная авария); инициирующие события – нарушение герметичности коллектора, его работа в напорном режиме при ливневых осадках, знакопеременная фильтрация при колебаниях уровня воды в затоне;</w:t>
+        <w:t xml:space="preserve">В-1 нарушение фильтрационной прочности грунта обратной засыпки с развитием механической суффозии: поступление грунта в трубопроводы канализации через участки нарушенной герметичности, по контакту выпуска общесплавной канализации с подпорной стенкой и через деформационные швы, утрата опирания трубопроводов, формирование полости и обрушение покрытия с образованием провала пешеходной зоны (наиболее вероятная авария); инициирующие события – нарушение герметичности трубопроводов канализации, их работа в напорном режиме при ливневых осадках, работа выпуска в затопленном режиме, знакопеременная фильтрация при колебаниях уровня воды в затоне;</w:t>
       </w:r>
     </w:p>
     <w:p>
@@ -8303,7 +8453,7 @@
         <w:rPr>
           <w:rFonts w:ascii="Times New Roman" w:cs="Times New Roman" w:eastAsia="Times New Roman" w:hAnsi="Times New Roman"/>
         </w:rPr>
-        <w:t xml:space="preserve">В-2 удержание воды в образовавшейся полости и возникновение гидростатического давления на тыловую грань стенки при снятии уравновешивающего давления со стороны акватории; вынос грунта ниже подошвы полости; достижение стенкой предельных состояний первой группы, её смещение и обрушение в сторону акватории на аварийном участке с разрушением покрытия пешеходной зоны и коллектора (развитие сценария В-1);</w:t>
+        <w:t xml:space="preserve">В-2 удержание воды в образовавшейся полости и возникновение гидростатического давления на тыловую грань стенки при снятии уравновешивающего давления со стороны акватории; вынос грунта ниже подошвы полости; достижение стенкой предельных состояний первой группы, её смещение и обрушение в сторону акватории на аварийном участке с разрушением покрытия пешеходной зоны и проложенных в теле сооружения сетей (развитие сценария В-1);</w:t>
       </w:r>
     </w:p>
     <w:p>
@@ -8329,7 +8479,7 @@
         <w:rPr>
           <w:rFonts w:ascii="Times New Roman" w:cs="Times New Roman" w:eastAsia="Times New Roman" w:hAnsi="Times New Roman"/>
         </w:rPr>
-        <w:t xml:space="preserve">Наиболее опасными расчётом вероятного вреда признаны подпорная стенка и её подземная часть с основанием, грунт обратной засыпки, а также проложенный в теле сооружения коллектор (элементом ГТС не является) как источник инициирующих событий сценария В-1; наиболее опасными воздействиями – неуравновешенное давление грунтовых вод за стенкой при снижении уровня воды в затоне, знакопеременная фильтрация, обусловленная колебаниями уровня воды, гидростатическое давление на тыловую грань стенки при удержании воды в полости, понижение отметок дна у подошвы и сейсмическое воздействие расчётной интенсивности (подпункт 3.4.9 расчёта вероятного вреда).</w:t>
+        <w:t xml:space="preserve">Наиболее опасными расчётом вероятного вреда признаны подпорная стенка и её подземная часть с основанием, грунт обратной засыпки, а также сети канализации в теле сооружения и выпуск общесплавной канализации через подпорную стенку (элементами ГТС не являются) как источники инициирующих событий сценария В-1; наиболее опасными воздействиями – неуравновешенное давление грунтовых вод за стенкой при снижении уровня воды в затоне, знакопеременная фильтрация, обусловленная колебаниями уровня воды, гидростатическое давление на тыловую грань стенки при удержании воды в полости, понижение отметок дна у подошвы и сейсмическое воздействие расчётной интенсивности (подпункт 3.4.9 расчёта вероятного вреда).</w:t>
       </w:r>
     </w:p>
     <w:p>
@@ -8621,7 +8771,7 @@
                 <w:sz w:val="20"/>
                 <w:szCs w:val="20"/>
               </w:rPr>
-              <w:t xml:space="preserve">вынос грунта обратной засыпки через швы, в коллектор и по контакту выпуска; образование полости; просадки и провалы покрытия пешеходной зоны, в том числе над трассой коллектора; поступление грунта в смотровые колодцы</w:t>
+              <w:t xml:space="preserve">вынос грунта обратной засыпки через швы, в трубопроводы канализации и по контакту выпуска общесплавной канализации со стенкой; образование полости; просадки и провалы покрытия пешеходной зоны, в том числе над трассами канализации; поступление грунта в смотровые колодцы</w:t>
             </w:r>
           </w:p>
         </w:tc>
@@ -11198,7 +11348,7 @@
                 <w:sz w:val="20"/>
                 <w:szCs w:val="20"/>
               </w:rPr>
-              <w:t xml:space="preserve">нивелирование по створам и по трассе коллектора, рейка длиной 3 м</w:t>
+              <w:t xml:space="preserve">нивелирование по створам и по трассам канализации, рейка длиной 3 м</w:t>
             </w:r>
           </w:p>
         </w:tc>
@@ -12502,7 +12652,7 @@
                 <w:sz w:val="20"/>
                 <w:szCs w:val="20"/>
               </w:rPr>
-              <w:t xml:space="preserve">Засорение и повреждения системы отвода поверхностной воды; поступление грунта в коллектор (в части влияния на ГТС)</w:t>
+              <w:t xml:space="preserve">Засорение и повреждения системы отвода поверхностной воды; поступление грунта в трубопроводы канализации; состояние выпуска общесплавной канализации (в части влияния на ГТС)</w:t>
             </w:r>
           </w:p>
         </w:tc>
@@ -12568,7 +12718,7 @@
                 <w:sz w:val="20"/>
                 <w:szCs w:val="20"/>
               </w:rPr>
-              <w:t xml:space="preserve">визуальный осмотр; осмотр смотровых колодцев коллектора</w:t>
+              <w:t xml:space="preserve">визуальный осмотр; осмотр смотровых колодцев и выпуска</w:t>
             </w:r>
           </w:p>
         </w:tc>
@@ -13032,7 +13182,7 @@
         <w:rPr>
           <w:rFonts w:ascii="Times New Roman" w:cs="Times New Roman" w:eastAsia="Times New Roman" w:hAnsi="Times New Roman"/>
         </w:rPr>
-        <w:t xml:space="preserve"> К1 = 30 мм – просадка, превышающая характерные неровности мощения пешеходных зон и указывающая на начало уплотнения или выноса грунта под покрытием; К2 = 50 мм – просадка, свидетельствующая об образовании полостей под покрытием вследствие суффозионного выноса грунта обратной засыпки (в том числе в коллектор); образование полостей является предвестником провала (сценарий В-1). Контроль выполняется на всю ширину пешеходной зоны (6 м), что перекрывает верхнюю границу ширины призмы обрушения грунта обратной засыпки за стенкой высотой 6 м (b ≤ H = 6 м; подраздел 2.4.1), а также над трассой коллектора – по его оси и в полосе по 1,5 м в каждую сторону от неё после установления положения коллектора при инструментальном обследовании. Пустоты, провальные и осадочные воронки в местах сопряжения бетонных и грунтовых сооружений не допускаются (пункт 30 ФНП).</w:t>
+        <w:t xml:space="preserve"> К1 = 30 мм – просадка, превышающая характерные неровности мощения пешеходных зон и указывающая на начало уплотнения или выноса грунта под покрытием; К2 = 50 мм – просадка, свидетельствующая об образовании полостей под покрытием вследствие суффозионного выноса грунта обратной засыпки (в том числе в трубопроводы канализации); образование полостей является предвестником провала (сценарий В-1). Контроль выполняется на всю ширину пешеходной зоны (6 м), что перекрывает верхнюю границу ширины призмы обрушения грунта обратной засыпки за стенкой высотой 6 м (b ≤ H = 6 м; подраздел 2.4.1), а также над трассами ливневой и общесплавной канализации – по оси и в полосе по 1,5 м в каждую сторону от наружных стенок трубопровода (над трассой ливневой канализации – после установления её положения при инструментальном обследовании). Пустоты, провальные и осадочные воронки в местах сопряжения бетонных и грунтовых сооружений не допускаются (пункт 30 ФНП).</w:t>
       </w:r>
     </w:p>
     <w:p>
@@ -13209,7 +13359,7 @@
         <w:rPr>
           <w:rFonts w:ascii="Times New Roman" w:cs="Times New Roman" w:eastAsia="Times New Roman" w:hAnsi="Times New Roman"/>
         </w:rPr>
-        <w:t xml:space="preserve"> состояние деформационных швов и узлов сопряжения торцевых стенок; видимые деформации подпорной стенки и торцевых стенок; состояние покрытия пешеходной зоны, съездов и лестничного спуска; зарастание растительностью; состояние системы отвода поверхностной воды и коллектора в части влияния на ГТС; состояние перильного ограждения;</w:t>
+        <w:t xml:space="preserve"> состояние деформационных швов и узлов сопряжения торцевых стенок; видимые деформации подпорной стенки и торцевых стенок; состояние покрытия пешеходной зоны, съездов и лестничного спуска; зарастание растительностью; состояние системы отвода поверхностной воды, сетей канализации и выпуска общесплавной канализации в части влияния на ГТС; состояние перильного ограждения;</w:t>
       </w:r>
     </w:p>
     <w:p>
@@ -17633,7 +17783,7 @@
                 <w:sz w:val="21"/>
                 <w:szCs w:val="21"/>
               </w:rPr>
-              <w:t xml:space="preserve">Взаимные смещения смежных секций подпорной стенки по деформационным швам, в том числе в узлах сопряжения торцевых стенок литер „II“ с подпорной стенкой литер „I“, по вертикали и из плоскости стенки (уступ) относительно начального цикла наблюдений</w:t>
+              <w:t xml:space="preserve">Взаимные смещения смежных секций подпорной стенки по деформационным швам, в том числе в узлах сопряжения торцевых стенок литер „II“ с подпорной стенкой литер „I“ и в узле сопряжения выпуска общесплавной канализации с подпорной стенкой, по вертикали и из плоскости стенки (уступ) относительно начального цикла наблюдений</w:t>
             </w:r>
           </w:p>
         </w:tc>
@@ -17981,7 +18131,7 @@
                 <w:sz w:val="21"/>
                 <w:szCs w:val="21"/>
               </w:rPr>
-              <w:t xml:space="preserve">Глубина местной просадки покрытия пешеходной зоны (на всю ширину пешеходной зоны, в том числе над трассой коллектора общесплавной и ливневой канализации) относительно отметок начального цикла наблюдений</w:t>
+              <w:t xml:space="preserve">Глубина местной просадки покрытия пешеходной зоны (на всю ширину пешеходной зоны, в том числе над трассами ливневой и общесплавной канализации) относительно отметок начального цикла наблюдений</w:t>
             </w:r>
           </w:p>
         </w:tc>
@@ -19481,7 +19631,7 @@
                 <w:sz w:val="20"/>
                 <w:szCs w:val="20"/>
               </w:rPr>
-              <w:t xml:space="preserve">Суффозионные проявления на пешеходной зоне и у подошвы подпорной стенки: пустоты под покрытием, провалы, воронки, вынос грунта обратной засыпки через швы, трещины и неплотности стенки, в том числе в коллектор общесплавной и ливневой канализации</w:t>
+              <w:t xml:space="preserve">Суффозионные проявления на пешеходной зоне и у подошвы подпорной стенки: пустоты под покрытием, провалы, воронки, вынос грунта обратной засыпки через швы, трещины и неплотности стенки, в том числе в трубопроводы ливневой и общесплавной канализации и по контакту выпуска общесплавной канализации с подпорной стенкой</w:t>
             </w:r>
           </w:p>
         </w:tc>
@@ -20714,7 +20864,7 @@
                 <w:sz w:val="20"/>
                 <w:szCs w:val="20"/>
               </w:rPr>
-              <w:t xml:space="preserve">Засорение и повреждения системы отвода поверхностной воды и коллектора общесплавной и ливневой канализации Ø 1500 мм, проложенного в теле сооружения (дождеприёмники, смотровые колодцы, выпуск), – в части влияния на ГТС</w:t>
+              <w:t xml:space="preserve">Засорение и повреждения системы отвода поверхностной воды (ливневой канализации, проложенной в теле сооружения: дождеприёмники, смотровые колодцы) и выпуска общесплавной канализации Ø 1500 мм через подпорную стенку (затвор, оголовок, сопряжение со стенкой) – в части влияния на ГТС</w:t>
             </w:r>
           </w:p>
         </w:tc>
@@ -20747,7 +20897,7 @@
                 <w:sz w:val="20"/>
                 <w:szCs w:val="20"/>
               </w:rPr>
-              <w:t xml:space="preserve">отсутствие засорения либо локальные засорения дождеприёмников, устраняемые при техническом обслуживании, без застоя воды на пешеходной зоне и без размывов у выпуска; грунт обратной засыпки в смотровых колодцах коллектора отсутствует либо отмечаются единичные отложения, не возобновляющиеся после очистки</w:t>
+              <w:t xml:space="preserve">отсутствие засорения либо локальные засорения дождеприёмников, устраняемые при техническом обслуживании, без застоя воды на пешеходной зоне и без размывов у выпуска; грунт обратной засыпки в смотровых колодцах ливневой канализации отсутствует либо отмечаются единичные отложения, не возобновляющиеся после очистки</w:t>
             </w:r>
           </w:p>
         </w:tc>
@@ -20780,7 +20930,7 @@
                 <w:sz w:val="20"/>
                 <w:szCs w:val="20"/>
               </w:rPr>
-              <w:t xml:space="preserve">засорение с застоем и переливом воды на пешеходной зоне; повреждения колодцев, коллектора, выпуска с утечкой воды в грунт обратной засыпки, размывом у выпуска, просадками над трассой; систематическое поступление грунта обратной засыпки в колодцы и коллектор (возобновление отложений после очистки)</w:t>
+              <w:t xml:space="preserve">засорение с застоем и переливом воды на пешеходной зоне; повреждения колодцев, трубопроводов, выпуска с утечкой воды в грунт обратной засыпки, размывом у выпуска, просадками над трассами; систематическое поступление грунта обратной засыпки в колодцы и трубопроводы (возобновление отложений после очистки)</w:t>
             </w:r>
           </w:p>
         </w:tc>
@@ -22496,7 +22646,7 @@
                 <w:sz w:val="19"/>
                 <w:szCs w:val="19"/>
               </w:rPr>
-              <w:t xml:space="preserve">Взаимные смещения смежных секций подпорной стенки по деформационным швам, в том числе в узлах сопряжения торцевых стенок литер „II“ с подпорной стенкой литер „I“, по вертикали и из плоскости стенки (уступ) относительно начального цикла наблюдений</w:t>
+              <w:t xml:space="preserve">Взаимные смещения смежных секций подпорной стенки по деформационным швам, в том числе в узлах сопряжения торцевых стенок литер „II“ с подпорной стенкой литер „I“ и в узле сопряжения выпуска общесплавной канализации с подпорной стенкой, по вертикали и из плоскости стенки (уступ) относительно начального цикла наблюдений</w:t>
             </w:r>
           </w:p>
         </w:tc>
@@ -22902,7 +23052,7 @@
                 <w:sz w:val="19"/>
                 <w:szCs w:val="19"/>
               </w:rPr>
-              <w:t xml:space="preserve">Глубина местной просадки покрытия пешеходной зоны (на всю ширину пешеходной зоны, в том числе над трассой коллектора общесплавной и ливневой канализации) относительно отметок начального цикла наблюдений</w:t>
+              <w:t xml:space="preserve">Глубина местной просадки покрытия пешеходной зоны (на всю ширину пешеходной зоны, в том числе над трассами ливневой и общесплавной канализации) относительно отметок начального цикла наблюдений</w:t>
             </w:r>
           </w:p>
         </w:tc>
@@ -24560,7 +24710,7 @@
                 <w:sz w:val="19"/>
                 <w:szCs w:val="19"/>
               </w:rPr>
-              <w:t xml:space="preserve">Суффозионные проявления на пешеходной зоне и у подошвы подпорной стенки: пустоты под покрытием, провалы, воронки, вынос грунта обратной засыпки через швы, трещины и неплотности стенки, в том числе в коллектор общесплавной и ливневой канализации</w:t>
+              <w:t xml:space="preserve">Суффозионные проявления на пешеходной зоне и у подошвы подпорной стенки: пустоты под покрытием, провалы, воронки, вынос грунта обратной засыпки через швы, трещины и неплотности стенки, в том числе в трубопроводы ливневой и общесплавной канализации и по контакту выпуска общесплавной канализации с подпорной стенкой</w:t>
             </w:r>
           </w:p>
         </w:tc>
@@ -26090,7 +26240,7 @@
                 <w:sz w:val="19"/>
                 <w:szCs w:val="19"/>
               </w:rPr>
-              <w:t xml:space="preserve">Засорение и повреждения системы отвода поверхностной воды и коллектора общесплавной и ливневой канализации Ø 1500 мм, проложенного в теле сооружения (дождеприёмники, смотровые колодцы, выпуск), – в части влияния на ГТС</w:t>
+              <w:t xml:space="preserve">Засорение и повреждения системы отвода поверхностной воды (ливневой канализации, проложенной в теле сооружения: дождеприёмники, смотровые колодцы) и выпуска общесплавной канализации Ø 1500 мм через подпорную стенку (затвор, оголовок, сопряжение со стенкой) – в части влияния на ГТС</w:t>
             </w:r>
           </w:p>
         </w:tc>
@@ -26123,7 +26273,7 @@
                 <w:sz w:val="19"/>
                 <w:szCs w:val="19"/>
               </w:rPr>
-              <w:t xml:space="preserve">отсутствие засорения либо локальные засорения дождеприёмников, устраняемые при техническом обслуживании, без застоя воды на пешеходной зоне и без размывов у выпуска; грунт обратной засыпки в смотровых колодцах коллектора отсутствует либо отмечаются единичные отложения, не возобновляющиеся после очистки</w:t>
+              <w:t xml:space="preserve">отсутствие засорения либо локальные засорения дождеприёмников, устраняемые при техническом обслуживании, без застоя воды на пешеходной зоне и без размывов у выпуска; грунт обратной засыпки в смотровых колодцах ливневой канализации отсутствует либо отмечаются единичные отложения, не возобновляющиеся после очистки</w:t>
             </w:r>
           </w:p>
         </w:tc>
@@ -26156,7 +26306,7 @@
                 <w:sz w:val="19"/>
                 <w:szCs w:val="19"/>
               </w:rPr>
-              <w:t xml:space="preserve">засорение с застоем и переливом воды на пешеходной зоне; повреждения колодцев, коллектора, выпуска с утечкой воды в грунт обратной засыпки, размывом у выпуска, просадками над трассой; систематическое поступление грунта обратной засыпки в колодцы и коллектор (возобновление отложений после очистки)</w:t>
+              <w:t xml:space="preserve">засорение с застоем и переливом воды на пешеходной зоне; повреждения колодцев, трубопроводов, выпуска с утечкой воды в грунт обратной засыпки, размывом у выпуска, просадками над трассами; систематическое поступление грунта обратной засыпки в колодцы и трубопроводы (возобновление отложений после очистки)</w:t>
             </w:r>
           </w:p>
         </w:tc>
@@ -26189,7 +26339,7 @@
                 <w:sz w:val="19"/>
                 <w:szCs w:val="19"/>
               </w:rPr>
-              <w:t xml:space="preserve">Засорение дождеприёмников, повреждения колодцев и выпуска коллектора, застой воды в перечне дефектов (пункт 11.9 акта преддекларационного обследования) не указаны. Не превышает К1</w:t>
+              <w:t xml:space="preserve">Засорение дождеприёмников, повреждения колодцев ливневой канализации, застой воды в перечне дефектов (пункт 11.9 акта преддекларационного обследования) не указаны; состояние выпуска общесплавной канализации Ø 1500 мм через подпорную стенку и его сопряжения со стенкой подлежит установлению при инструментальном обследовании (мероприятие 3 пункта 17 акта преддекларационного обследования). Не превышает К1</w:t>
             </w:r>
           </w:p>
         </w:tc>
@@ -27036,7 +27186,7 @@
         <w:rPr>
           <w:rFonts w:ascii="Times New Roman" w:cs="Times New Roman" w:eastAsia="Times New Roman" w:hAnsi="Times New Roman"/>
         </w:rPr>
-        <w:t xml:space="preserve">Начальный (нулевой) цикл инструментальных наблюдений выполняется после закладки исходных реперов и деформационных марок, установки щелемеров, пьезометров и водомерной рейки и включает плановую и высотную съёмку подпорной стенки, торцевых стенок, пешеходной зоны и трассы коллектора, промеры глубин по створам. Закладку рекомендуется выполнить в ходе инструментального обследования ГТС (мероприятие 3 пункта 17 акта преддекларационного обследования) с тем, чтобы результаты геодезической съёмки и промеров были использованы в качестве начальных значений. Результаты начального цикла оформляются актом и являются исходными для определения значений количественных диагностических показателей.</w:t>
+        <w:t xml:space="preserve">Начальный (нулевой) цикл инструментальных наблюдений выполняется после закладки исходных реперов и деформационных марок, установки щелемеров, пьезометров и водомерной рейки и включает плановую и высотную съёмку подпорной стенки, торцевых стенок, пешеходной зоны и трасс канализации, промеры глубин по створам и у выпуска общесплавной канализации. Закладку рекомендуется выполнить в ходе инструментального обследования ГТС (мероприятие 3 пункта 17 акта преддекларационного обследования) с тем, чтобы результаты геодезической съёмки и промеров были использованы в качестве начальных значений. Результаты начального цикла оформляются актом и являются исходными для определения значений количественных диагностических показателей.</w:t>
       </w:r>
     </w:p>
     <w:p>
@@ -27049,7 +27199,7 @@
         <w:rPr>
           <w:rFonts w:ascii="Times New Roman" w:cs="Times New Roman" w:eastAsia="Times New Roman" w:hAnsi="Times New Roman"/>
         </w:rPr>
-        <w:t xml:space="preserve">При осмотрах контролируется соответствие ГТС проектным параметрам и решениям (пункт 123 ФНП), а ввиду отсутствия проектной документации – фактическому состоянию, зафиксированному актом преддекларационного обследования и начальным циклом наблюдений. Применительно к ГТС при осмотрах контролируются: состояние подпорной стенки, торцевых стенок и их деформационных швов (трещины, раковины, течи, коррозия); состояние покрытия пешеходной зоны (просадки, трещины, провалы, суффозионные явления), съездов и лестничного спуска; состояние дна у подошвы стенки и у торцевых стенок, берега на окончаниях сооружения; состояние смотровых колодцев коллектора (поступление грунта); состояние доступных для осмотра частей средств измерений (наличие нумерации, повреждения).</w:t>
+        <w:t xml:space="preserve">При осмотрах контролируется соответствие ГТС проектным параметрам и решениям (пункт 123 ФНП), а ввиду отсутствия проектной документации – фактическому состоянию, зафиксированному актом преддекларационного обследования и начальным циклом наблюдений. Применительно к ГТС при осмотрах контролируются: состояние подпорной стенки, торцевых стенок и их деформационных швов (трещины, раковины, течи, коррозия); состояние покрытия пешеходной зоны (просадки, трещины, провалы, суффозионные явления), съездов и лестничного спуска; состояние дна у подошвы стенки и у торцевых стенок, берега на окончаниях сооружения; состояние смотровых колодцев ливневой канализации (поступление грунта), выпуска общесплавной канализации и его сопряжения с подпорной стенкой (затвор, трещины, размыв у выпуска); состояние доступных для осмотра частей средств измерений (наличие нумерации, повреждения).</w:t>
       </w:r>
     </w:p>
     <w:p>
@@ -27951,7 +28101,7 @@
                 <w:sz w:val="19"/>
                 <w:szCs w:val="19"/>
               </w:rPr>
-              <w:t xml:space="preserve">Покрытие пешеходной зоны (на всю ширину), съезды, лестничный спуск, трасса коллектора</w:t>
+              <w:t xml:space="preserve">Покрытие пешеходной зоны (на всю ширину), съезды, лестничный спуск, трассы канализации</w:t>
             </w:r>
           </w:p>
         </w:tc>
@@ -28017,7 +28167,7 @@
                 <w:sz w:val="19"/>
                 <w:szCs w:val="19"/>
               </w:rPr>
-              <w:t xml:space="preserve">нивелирование по створам и по трассе коллектора, рейка длиной 3 м; визуальный осмотр</w:t>
+              <w:t xml:space="preserve">нивелирование по створам и по трассам канализации, рейка длиной 3 м; визуальный осмотр</w:t>
             </w:r>
           </w:p>
         </w:tc>
@@ -28291,7 +28441,7 @@
                 <w:sz w:val="19"/>
                 <w:szCs w:val="19"/>
               </w:rPr>
-              <w:t xml:space="preserve">Система отвода поверхностной воды и коллектор общесплавной и ливневой канализации (дождеприёмники, смотровые колодцы, выпуск)</w:t>
+              <w:t xml:space="preserve">Система отвода поверхностной воды (ливневая канализация: дождеприёмники, смотровые колодцы) и выпуск общесплавной канализации Ø 1500 мм через подпорную стенку</w:t>
             </w:r>
           </w:p>
         </w:tc>
@@ -28324,7 +28474,7 @@
                 <w:sz w:val="19"/>
                 <w:szCs w:val="19"/>
               </w:rPr>
-              <w:t xml:space="preserve">позиция 12 табл. 3.2.1, в том числе наличие грунта обратной засыпки в колодцах и коллекторе</w:t>
+              <w:t xml:space="preserve">позиция 12 табл. 3.2.1, в том числе наличие грунта обратной засыпки в колодцах и трубопроводах; состояние затвора и сопряжения выпуска со стенкой, размыв у выпуска</w:t>
             </w:r>
           </w:p>
         </w:tc>
@@ -28357,7 +28507,7 @@
                 <w:sz w:val="19"/>
                 <w:szCs w:val="19"/>
               </w:rPr>
-              <w:t xml:space="preserve">визуальный осмотр; вскрытие и осмотр смотровых колодцев; телеинспекция коллектора (по согласованию с его правообладателем)</w:t>
+              <w:t xml:space="preserve">визуальный осмотр; вскрытие и осмотр смотровых колодцев; осмотр выпуска при низких уровнях воды; телеинспекция трубопроводов (по согласованию с их правообладателем)</w:t>
             </w:r>
           </w:p>
         </w:tc>
@@ -29145,7 +29295,7 @@
         <w:rPr>
           <w:rFonts w:ascii="Times New Roman" w:cs="Times New Roman" w:eastAsia="Times New Roman" w:hAnsi="Times New Roman"/>
         </w:rPr>
-        <w:t xml:space="preserve">– 13 створов наблюдений С-1 – С-13 (нумерация от северного окончания), привязанных к окончаниям ГТС и углу поворота оси подпорной стенки, с шагом не более 22 м (таблица 4.3.1);</w:t>
+        <w:t xml:space="preserve">– 13 створов наблюдений С-1 – С-13 (нумерация от северного окончания), привязанных к окончаниям ГТС, выпуску общесплавной канализации и углу поворота оси подпорной стенки, с шагом не более 22 м (таблица 4.3.1);</w:t>
       </w:r>
     </w:p>
     <w:p>
@@ -29184,7 +29334,7 @@
         <w:rPr>
           <w:rFonts w:ascii="Times New Roman" w:cs="Times New Roman" w:eastAsia="Times New Roman" w:hAnsi="Times New Roman"/>
         </w:rPr>
-        <w:t xml:space="preserve">– щелемеры (комплекты марок) в узлах сопряжения торцевых стенок литер „II“ с подпорной стенкой литер „I“ и на всех деформационных швах подпорной стенки – после установления шага швов при инструментальном обследовании;</w:t>
+        <w:t xml:space="preserve">– щелемеры (комплекты марок) в узлах сопряжения торцевых стенок литер „II“ с подпорной стенкой литер „I“, на сопряжении выпуска общесплавной канализации с подпорной стенкой (створ С-2) и на всех деформационных швах подпорной стенки – после установления шага швов при инструментальном обследовании;</w:t>
       </w:r>
     </w:p>
     <w:p>
@@ -29197,7 +29347,7 @@
         <w:rPr>
           <w:rFonts w:ascii="Times New Roman" w:cs="Times New Roman" w:eastAsia="Times New Roman" w:hAnsi="Times New Roman"/>
         </w:rPr>
-        <w:t xml:space="preserve">– промерные створы – продолжение створов С-1 – С-13 в акваторию затона на расстояние не менее 30 м от лицевой грани подпорной стенки, с шагом промерных точек не более 2 м в полосе шириной 10 м у подошвы и не более 5 м за её пределами, а также промеры у торцевых стенок литер „II“;</w:t>
+        <w:t xml:space="preserve">– промерные створы – продолжение створов С-1 – С-13 в акваторию затона на расстояние не менее 30 м от лицевой грани подпорной стенки, с шагом промерных точек не более 2 м в полосе шириной 10 м у подошвы и не более 5 м за её пределами, а также промеры у торцевых стенок литер „II“ и у выпуска общесплавной канализации;</w:t>
       </w:r>
     </w:p>
     <w:p>
@@ -29223,7 +29373,7 @@
         <w:rPr>
           <w:rFonts w:ascii="Times New Roman" w:cs="Times New Roman" w:eastAsia="Times New Roman" w:hAnsi="Times New Roman"/>
         </w:rPr>
-        <w:t xml:space="preserve">– пьезометры П-1 – П-6 в грунте обратной засыпки за подпорной стенкой в створах С-2, С-4, С-6, С-8, С-10, С-12 – на расстоянии около 2 м от лицевой грани, вне трассы коллектора; фильтр пьезометра – в интервале колебаний уровня грунтовых вод, оголовок – в колодце с крышкой в уровне покрытия; места установки и отметки фильтров уточняются после установления положения коллектора и конструкции подземной части стенки при инструментальном обследовании;</w:t>
+        <w:t xml:space="preserve">– пьезометры П-1 – П-6 в грунте обратной засыпки за подпорной стенкой в створах С-2, С-4, С-6, С-8, С-10, С-12 – на расстоянии около 2 м от лицевой грани, вне трасс канализации (П-1 – не ближе 1,5 м от наружной стенки трубопровода общесплавной канализации); фильтр пьезометра – в интервале колебаний уровня грунтовых вод, оголовок – в колодце с крышкой в уровне покрытия; места установки и отметки фильтров уточняются после установления положения трубопроводов канализации и конструкции подземной части стенки при инструментальном обследовании;</w:t>
       </w:r>
     </w:p>
     <w:p>
@@ -29626,7 +29776,7 @@
                 <w:sz w:val="20"/>
                 <w:szCs w:val="20"/>
               </w:rPr>
-              <w:t xml:space="preserve">ПК 0+27</w:t>
+              <w:t xml:space="preserve">ПК 0+26</w:t>
             </w:r>
           </w:p>
         </w:tc>
@@ -29659,7 +29809,7 @@
                 <w:sz w:val="20"/>
                 <w:szCs w:val="20"/>
               </w:rPr>
-              <w:t xml:space="preserve">северный участок</w:t>
+              <w:t xml:space="preserve">у выпуска общесплавной канализации Ø 1500 мм (около 30 м от северного окончания, ориентировочно ПК 0+30)</w:t>
             </w:r>
           </w:p>
         </w:tc>
@@ -29692,7 +29842,7 @@
                 <w:sz w:val="20"/>
                 <w:szCs w:val="20"/>
               </w:rPr>
-              <w:t xml:space="preserve">М-2; П-1; промерный створ</w:t>
+              <w:t xml:space="preserve">М-2; П-1; щелемер на сопряжении выпуска со стенкой; промерный створ</w:t>
             </w:r>
           </w:p>
         </w:tc>

--- a/Критерии_безопасности_ГТС_литер_I_II_Кубанская_Набережная_37-9.docx
+++ b/Критерии_безопасности_ГТС_литер_I_II_Кубанская_Набережная_37-9.docx
@@ -1234,7 +1234,7 @@
           <w:sz w:val="24"/>
           <w:szCs w:val="24"/>
         </w:rPr>
-        <w:t xml:space="preserve">	25</w:t>
+        <w:t xml:space="preserve">	26</w:t>
       </w:r>
     </w:p>
     <w:p>
@@ -1834,6 +1834,45 @@
           <w:rFonts w:ascii="Times New Roman" w:cs="Times New Roman" w:eastAsia="Times New Roman" w:hAnsi="Times New Roman"/>
         </w:rPr>
         <w:t xml:space="preserve">– письмо МКУ МО г. Краснодар «ГСЛК» от 03.08.2026 №2167;</w:t>
+      </w:r>
+    </w:p>
+    <w:p>
+      <w:pPr>
+        <w:spacing w:after="40" w:before="0" w:line="252" w:lineRule="auto"/>
+        <w:ind w:firstLine="709"/>
+        <w:jc w:val="both"/>
+      </w:pPr>
+      <w:r>
+        <w:rPr>
+          <w:rFonts w:ascii="Times New Roman" w:cs="Times New Roman" w:eastAsia="Times New Roman" w:hAnsi="Times New Roman"/>
+        </w:rPr>
+        <w:t xml:space="preserve">– сведения МКУ МО г. Краснодар «ГСЛК» о трассах и выпусках ливневой и общесплавной канализации (материалы фотофиксации выпуска общесплавной канализации; письмо от </w:t>
+      </w:r>
+      <w:r>
+        <w:rPr>
+          <w:rFonts w:ascii="Times New Roman" w:cs="Times New Roman" w:eastAsia="Times New Roman" w:hAnsi="Times New Roman"/>
+          <w:highlight w:val="yellow"/>
+        </w:rPr>
+        <w:t xml:space="preserve">ХХ.ХХ</w:t>
+      </w:r>
+      <w:r>
+        <w:rPr>
+          <w:rFonts w:ascii="Times New Roman" w:cs="Times New Roman" w:eastAsia="Times New Roman" w:hAnsi="Times New Roman"/>
+        </w:rPr>
+        <w:t xml:space="preserve">.2026 №</w:t>
+      </w:r>
+      <w:r>
+        <w:rPr>
+          <w:rFonts w:ascii="Times New Roman" w:cs="Times New Roman" w:eastAsia="Times New Roman" w:hAnsi="Times New Roman"/>
+          <w:highlight w:val="yellow"/>
+        </w:rPr>
+        <w:t xml:space="preserve">ХХ</w:t>
+      </w:r>
+      <w:r>
+        <w:rPr>
+          <w:rFonts w:ascii="Times New Roman" w:cs="Times New Roman" w:eastAsia="Times New Roman" w:hAnsi="Times New Roman"/>
+        </w:rPr>
+        <w:t xml:space="preserve">) (далее – уточнённые сведения Владельца ГТС);</w:t>
       </w:r>
     </w:p>
     <w:p>
@@ -5500,7 +5539,7 @@
         <w:rPr>
           <w:rFonts w:ascii="Times New Roman" w:cs="Times New Roman" w:eastAsia="Times New Roman" w:hAnsi="Times New Roman"/>
         </w:rPr>
-        <w:t xml:space="preserve">В акте преддекларационного обследования и расчёте вероятного вреда (подраздел 2.1) трубопровод Ø 1500 мм указан как коллектор общесплавной и ливневой канализации, проложенный вдоль пешеходной зоны. По уточнённым сведениям Владельца ГТС диаметр 1500 мм относится к трубопроводу общесплавной канализации, пересекающему сооружение у северного окончания; диаметр, трасса, колодцы и выпуски ливневой канализации не установлены и подлежат установлению при инструментальном обследовании (мероприятие 3 пункта 17 акта преддекларационного обследования). Сведения подлежат учёту при доработке акта и расчёта вероятного вреда. Трубопроводы ливневой и общесплавной канализации (далее – сети канализации) и линия электроосвещения элементами ГТС не являются и дренажными устройствами не служат (подраздел 2.1 расчёта вероятного вреда); их состояние контролируется в части влияния на ГТС (утечки воды и поступление грунта обратной засыпки в трубопроводы, состояние выпуска и его сопряжения с подпорной стенкой, размывы у выпуска). Основные характеристики ГТС приведены в таблице 2.2.3.</w:t>
+        <w:t xml:space="preserve">В акте преддекларационного обследования и расчёте вероятного вреда (подраздел 2.1) трубопровод Ø 1500 мм указан как коллектор общесплавной и ливневой канализации, проложенный вдоль пешеходной зоны. По уточнённым сведениям Владельца ГТС диаметр 1500 мм относится к трубопроводу общесплавной канализации, пересекающему сооружение на удалении около 30 м от северного окончания; диаметр, трасса, положение колодцев и выпусков ливневой канализации не установлены и подлежат установлению при инструментальном обследовании (мероприятие 3 пункта 17 акта преддекларационного обследования). Сведения подлежат учёту при доработке акта и расчёта вероятного вреда. Трубопроводы ливневой и общесплавной канализации (далее – сети канализации) и линия электроосвещения элементами ГТС не являются и дренажными устройствами не служат (подраздел 2.1 расчёта вероятного вреда); их состояние контролируется в части влияния на ГТС (утечки воды и поступление грунта обратной засыпки в трубопроводы, состояние выпуска и его сопряжения с подпорной стенкой, размывы у выпуска). Основные характеристики ГТС приведены в таблице 2.2.3.</w:t>
       </w:r>
     </w:p>
     <w:p>
@@ -6459,7 +6498,7 @@
                 <w:sz w:val="21"/>
                 <w:szCs w:val="21"/>
               </w:rPr>
-              <w:t xml:space="preserve">трубопровод ливневой канализации (диаметр не установлен); линия электроосвещения; трубопровод общесплавной канализации Ø 1500 мм, пересекающий сооружение около 30 м от северного окончания, с выпуском через подпорную стенку</w:t>
+              <w:t xml:space="preserve">трубопровод ливневой канализации (диаметр не установлен); линия электроосвещения; трубопровод общесплавной канализации Ø 1500 мм, пересекающий сооружение на удалении около 30 м от северного окончания (ориентировочно ПК 0+30), с выпуском через подпорную стенку</w:t>
             </w:r>
           </w:p>
         </w:tc>
@@ -8427,7 +8466,7 @@
         <w:rPr>
           <w:rFonts w:ascii="Times New Roman" w:cs="Times New Roman" w:eastAsia="Times New Roman" w:hAnsi="Times New Roman"/>
         </w:rPr>
-        <w:t xml:space="preserve">ГТС является безнапорным и напорного фронта не создаёт; при его аварии волна прорыва не образуется и затопление территории не происходит, аварийным воздействием служит обрушение подпорной стенки и грунта обратной засыпки (подпункт 3.6.1 расчёта вероятного вреда). Расчётом вероятного вреда (подраздел 3.4) по результатам предварительного анализа опасностей и метода проверочного листа сформированы три основных сценария аварий ГТС:</w:t>
+        <w:t xml:space="preserve">ГТС является безнапорным и напорного фронта не создаёт; при его аварии волна прорыва не образуется и затопление территории не происходит, аварийным воздействием служит обрушение подпорной стенки и грунта обратной засыпки (подпункт 3.6.1 расчёта вероятного вреда). Расчётом вероятного вреда (подраздел 3.4) по результатам предварительного анализа опасностей и метода проверочного листа сформированы три основных сценария аварий ГТС (сценарий В-1 и перечень опасных элементов изложены с учётом уточнённых сведений о сетях канализации, подраздел 2.2.5; в расчёте вероятного вреда источником инициирующих событий указан коллектор общесплавной и ливневой канализации Ø 1500 мм):</w:t>
       </w:r>
     </w:p>
     <w:p>
@@ -11008,7 +11047,7 @@
                 <w:sz w:val="20"/>
                 <w:szCs w:val="20"/>
               </w:rPr>
-              <w:t xml:space="preserve">Взаимные смещения секций по деформационным швам и в узлах сопряжения торцевых стенок, мм</w:t>
+              <w:t xml:space="preserve">Взаимные смещения секций по деформационным швам, в узлах сопряжения торцевых стенок и выпуска общесплавной канализации, мм</w:t>
             </w:r>
           </w:p>
         </w:tc>
@@ -13134,13 +13173,13 @@
           <w:b/>
           <w:bCs/>
         </w:rPr>
-        <w:t xml:space="preserve">Позиция 4 (взаимные смещения секций по деформационным швам и в узлах сопряжения торцевых стенок).</w:t>
-      </w:r>
-      <w:r>
-        <w:rPr>
-          <w:rFonts w:ascii="Times New Roman" w:cs="Times New Roman" w:eastAsia="Times New Roman" w:hAnsi="Times New Roman"/>
-        </w:rPr>
-        <w:t xml:space="preserve"> К1 = 10 мм и К2 = 20 мм – взаимные смещения смежных секций по вертикали и из плоскости стенки (уступы), характеризующие неравномерность осадок и поворотов секций; значение К1 соответствует накопленной разности осадок смежных секций при скорости осадки, равной К1, за два года. В узлах сопряжения торцевых стенок литер „II“ с подпорной стенкой литер „I“ показатель характеризует утрату бокового удержания грунта обратной засыпки на окончаниях сооружения. Изменение ширины раскрытия швов вдоль оси стенки, обусловленное сезонными температурными деформациями, диагностическим показателем не является и учитывается при анализе в качестве контролируемого показателя.</w:t>
+        <w:t xml:space="preserve">Позиция 4 (взаимные смещения секций по деформационным швам и в узлах сопряжения торцевых стенок и выпуска общесплавной канализации).</w:t>
+      </w:r>
+      <w:r>
+        <w:rPr>
+          <w:rFonts w:ascii="Times New Roman" w:cs="Times New Roman" w:eastAsia="Times New Roman" w:hAnsi="Times New Roman"/>
+        </w:rPr>
+        <w:t xml:space="preserve"> К1 = 10 мм и К2 = 20 мм – взаимные смещения смежных секций по вертикали и из плоскости стенки (уступы), характеризующие неравномерность осадок и поворотов секций; значение К1 соответствует накопленной разности осадок смежных секций при скорости осадки, равной К1, за два года. В узлах сопряжения торцевых стенок литер „II“ с подпорной стенкой литер „I“ показатель характеризует утрату бокового удержания грунта обратной засыпки на окончаниях сооружения; в узле сопряжения выпуска общесплавной канализации с подпорной стенкой – раскрытие контакта, по которому возможен вынос грунта обратной засыпки (сценарий В-1). Изменение ширины раскрытия швов вдоль оси стенки, обусловленное сезонными температурными деформациями, диагностическим показателем не является и учитывается при анализе в качестве контролируемого показателя.</w:t>
       </w:r>
     </w:p>
     <w:p>
@@ -13182,7 +13221,7 @@
         <w:rPr>
           <w:rFonts w:ascii="Times New Roman" w:cs="Times New Roman" w:eastAsia="Times New Roman" w:hAnsi="Times New Roman"/>
         </w:rPr>
-        <w:t xml:space="preserve"> К1 = 30 мм – просадка, превышающая характерные неровности мощения пешеходных зон и указывающая на начало уплотнения или выноса грунта под покрытием; К2 = 50 мм – просадка, свидетельствующая об образовании полостей под покрытием вследствие суффозионного выноса грунта обратной засыпки (в том числе в трубопроводы канализации); образование полостей является предвестником провала (сценарий В-1). Контроль выполняется на всю ширину пешеходной зоны (6 м), что перекрывает верхнюю границу ширины призмы обрушения грунта обратной засыпки за стенкой высотой 6 м (b ≤ H = 6 м; подраздел 2.4.1), а также над трассами ливневой и общесплавной канализации – по оси и в полосе по 1,5 м в каждую сторону от наружных стенок трубопровода (над трассой ливневой канализации – после установления её положения при инструментальном обследовании). Пустоты, провальные и осадочные воронки в местах сопряжения бетонных и грунтовых сооружений не допускаются (пункт 30 ФНП).</w:t>
+        <w:t xml:space="preserve"> К1 = 30 мм – просадка, превышающая характерные неровности мощения пешеходных зон и указывающая на начало уплотнения или выноса грунта под покрытием; К2 = 50 мм – просадка, свидетельствующая об образовании полостей под покрытием вследствие суффозионного выноса грунта обратной засыпки (в том числе в трубопроводы канализации); образование полостей является предвестником провала (сценарий В-1). Контроль выполняется на всю ширину пешеходной зоны (6 м), что перекрывает верхнюю границу ширины призмы обрушения грунта обратной засыпки за стенкой высотой 6 м (b ≤ H = 6 м; подраздел 2.4.1), а также над трассами ливневой и общесплавной канализации – по оси каждого трубопровода и в полосе по 1,5 м в каждую сторону от его наружных стенок (над трассой ливневой канализации – после установления её положения, над трассой общесплавной канализации – с уточнением её положения при инструментальном обследовании). Пустоты, провальные и осадочные воронки в местах сопряжения бетонных и грунтовых сооружений не допускаются (пункт 30 ФНП).</w:t>
       </w:r>
     </w:p>
     <w:p>
@@ -20897,7 +20936,7 @@
                 <w:sz w:val="20"/>
                 <w:szCs w:val="20"/>
               </w:rPr>
-              <w:t xml:space="preserve">отсутствие засорения либо локальные засорения дождеприёмников, устраняемые при техническом обслуживании, без застоя воды на пешеходной зоне и без размывов у выпуска; грунт обратной засыпки в смотровых колодцах ливневой канализации отсутствует либо отмечаются единичные отложения, не возобновляющиеся после очистки</w:t>
+              <w:t xml:space="preserve">отсутствие засорения либо локальные засорения дождеприёмников, устраняемые при техническом обслуживании, без застоя воды на пешеходной зоне и без размывов у выпуска; грунт обратной засыпки в смотровых колодцах ливневой канализации отсутствует либо отмечаются единичные отложения, не возобновляющиеся после очистки; затвор и оголовок выпуска без повреждений, сопряжение выпуска со стенкой без зазоров и следов выноса грунта</w:t>
             </w:r>
           </w:p>
         </w:tc>
@@ -20930,7 +20969,7 @@
                 <w:sz w:val="20"/>
                 <w:szCs w:val="20"/>
               </w:rPr>
-              <w:t xml:space="preserve">засорение с застоем и переливом воды на пешеходной зоне; повреждения колодцев, трубопроводов, выпуска с утечкой воды в грунт обратной засыпки, размывом у выпуска, просадками над трассами; систематическое поступление грунта обратной засыпки в колодцы и трубопроводы (возобновление отложений после очистки)</w:t>
+              <w:t xml:space="preserve">засорение с застоем и переливом воды на пешеходной зоне; повреждения колодцев, трубопроводов, выпуска с утечкой воды в грунт обратной засыпки, размывом у выпуска, просадками над трассами; систематическое поступление грунта обратной засыпки в колодцы и трубопроводы (возобновление отложений после очистки); раскрытие контакта выпуска со стенкой с выносом грунта обратной засыпки; повреждение затвора или оголовка выпуска</w:t>
             </w:r>
           </w:p>
         </w:tc>
@@ -26273,7 +26312,7 @@
                 <w:sz w:val="19"/>
                 <w:szCs w:val="19"/>
               </w:rPr>
-              <w:t xml:space="preserve">отсутствие засорения либо локальные засорения дождеприёмников, устраняемые при техническом обслуживании, без застоя воды на пешеходной зоне и без размывов у выпуска; грунт обратной засыпки в смотровых колодцах ливневой канализации отсутствует либо отмечаются единичные отложения, не возобновляющиеся после очистки</w:t>
+              <w:t xml:space="preserve">отсутствие засорения либо локальные засорения дождеприёмников, устраняемые при техническом обслуживании, без застоя воды на пешеходной зоне и без размывов у выпуска; грунт обратной засыпки в смотровых колодцах ливневой канализации отсутствует либо отмечаются единичные отложения, не возобновляющиеся после очистки; затвор и оголовок выпуска без повреждений, сопряжение выпуска со стенкой без зазоров и следов выноса грунта</w:t>
             </w:r>
           </w:p>
         </w:tc>
@@ -26306,7 +26345,7 @@
                 <w:sz w:val="19"/>
                 <w:szCs w:val="19"/>
               </w:rPr>
-              <w:t xml:space="preserve">засорение с застоем и переливом воды на пешеходной зоне; повреждения колодцев, трубопроводов, выпуска с утечкой воды в грунт обратной засыпки, размывом у выпуска, просадками над трассами; систематическое поступление грунта обратной засыпки в колодцы и трубопроводы (возобновление отложений после очистки)</w:t>
+              <w:t xml:space="preserve">засорение с застоем и переливом воды на пешеходной зоне; повреждения колодцев, трубопроводов, выпуска с утечкой воды в грунт обратной засыпки, размывом у выпуска, просадками над трассами; систематическое поступление грунта обратной засыпки в колодцы и трубопроводы (возобновление отложений после очистки); раскрытие контакта выпуска со стенкой с выносом грунта обратной засыпки; повреждение затвора или оголовка выпуска</w:t>
             </w:r>
           </w:p>
         </w:tc>
@@ -26339,7 +26378,7 @@
                 <w:sz w:val="19"/>
                 <w:szCs w:val="19"/>
               </w:rPr>
-              <w:t xml:space="preserve">Засорение дождеприёмников, повреждения колодцев ливневой канализации, застой воды в перечне дефектов (пункт 11.9 акта преддекларационного обследования) не указаны; состояние выпуска общесплавной канализации Ø 1500 мм через подпорную стенку и его сопряжения со стенкой подлежит установлению при инструментальном обследовании (мероприятие 3 пункта 17 акта преддекларационного обследования). Не превышает К1</w:t>
+              <w:t xml:space="preserve">Засорение дождеприёмников, повреждения колодцев ливневой канализации, застой воды в перечне дефектов (пункт 11.9 акта преддекларационного обследования) не указаны; состояние выпуска общесплавной канализации Ø 1500 мм и его сопряжения с подпорной стенкой подлежит установлению при инструментальном обследовании (мероприятие 3 пункта 17 акта преддекларационного обследования). По системе отвода поверхностной воды не превышает К1; по выпуску общесплавной канализации значение не определено</w:t>
             </w:r>
           </w:p>
         </w:tc>
@@ -27931,7 +27970,7 @@
                 <w:sz w:val="19"/>
                 <w:szCs w:val="19"/>
               </w:rPr>
-              <w:t xml:space="preserve">Деформационные швы подпорной стенки</w:t>
+              <w:t xml:space="preserve">Деформационные швы подпорной стенки; узел сопряжения выпуска общесплавной канализации со стенкой (ПК 0+30)</w:t>
             </w:r>
           </w:p>
         </w:tc>
@@ -28337,7 +28376,7 @@
                 <w:sz w:val="19"/>
                 <w:szCs w:val="19"/>
               </w:rPr>
-              <w:t xml:space="preserve">промеры по промерным створам; осмотр окончаний сооружения; подводно-техническое (водолазное) обследование</w:t>
+              <w:t xml:space="preserve">промеры по промерным створам и у выпуска общесплавной канализации; осмотр окончаний сооружения; подводно-техническое (водолазное) обследование</w:t>
             </w:r>
           </w:p>
         </w:tc>
@@ -29809,7 +29848,7 @@
                 <w:sz w:val="20"/>
                 <w:szCs w:val="20"/>
               </w:rPr>
-              <w:t xml:space="preserve">у выпуска общесплавной канализации Ø 1500 мм (около 30 м от северного окончания, ориентировочно ПК 0+30)</w:t>
+              <w:t xml:space="preserve">в 4 м севернее выпуска общесплавной канализации Ø 1500 мм (выпуск – около 30 м от северного окончания, ориентировочно ПК 0+30; створ смещён к северу из условия шага не более 22 м)</w:t>
             </w:r>
           </w:p>
         </w:tc>
@@ -29842,7 +29881,7 @@
                 <w:sz w:val="20"/>
                 <w:szCs w:val="20"/>
               </w:rPr>
-              <w:t xml:space="preserve">М-2; П-1; щелемер на сопряжении выпуска со стенкой; промерный створ</w:t>
+              <w:t xml:space="preserve">М-2; П-1; щелемер на сопряжении выпуска со стенкой (ПК 0+30); промерный створ</w:t>
             </w:r>
           </w:p>
         </w:tc>
@@ -31750,7 +31789,33 @@
         <w:rPr>
           <w:rFonts w:ascii="Times New Roman" w:cs="Times New Roman" w:eastAsia="Times New Roman" w:hAnsi="Times New Roman"/>
         </w:rPr>
-        <w:t xml:space="preserve">27 Решение Ленинского районного суда города Краснодара от 15.09.2025 по делу №2-5581/2025.</w:t>
+        <w:t xml:space="preserve">27 Сведения МКУ МО г. Краснодар «ГСЛК» о трассах и выпусках ливневой и общесплавной канализации (письмо от </w:t>
+      </w:r>
+      <w:r>
+        <w:rPr>
+          <w:rFonts w:ascii="Times New Roman" w:cs="Times New Roman" w:eastAsia="Times New Roman" w:hAnsi="Times New Roman"/>
+          <w:highlight w:val="yellow"/>
+        </w:rPr>
+        <w:t xml:space="preserve">ХХ.ХХ</w:t>
+      </w:r>
+      <w:r>
+        <w:rPr>
+          <w:rFonts w:ascii="Times New Roman" w:cs="Times New Roman" w:eastAsia="Times New Roman" w:hAnsi="Times New Roman"/>
+        </w:rPr>
+        <w:t xml:space="preserve">.2026 №</w:t>
+      </w:r>
+      <w:r>
+        <w:rPr>
+          <w:rFonts w:ascii="Times New Roman" w:cs="Times New Roman" w:eastAsia="Times New Roman" w:hAnsi="Times New Roman"/>
+          <w:highlight w:val="yellow"/>
+        </w:rPr>
+        <w:t xml:space="preserve">ХХ</w:t>
+      </w:r>
+      <w:r>
+        <w:rPr>
+          <w:rFonts w:ascii="Times New Roman" w:cs="Times New Roman" w:eastAsia="Times New Roman" w:hAnsi="Times New Roman"/>
+        </w:rPr>
+        <w:t xml:space="preserve">; материалы фотофиксации).</w:t>
       </w:r>
     </w:p>
     <w:p>
@@ -31763,7 +31828,20 @@
         <w:rPr>
           <w:rFonts w:ascii="Times New Roman" w:cs="Times New Roman" w:eastAsia="Times New Roman" w:hAnsi="Times New Roman"/>
         </w:rPr>
-        <w:t xml:space="preserve">28 Расчёт вероятного вреда, который может быть причинён жизни, здоровью физических лиц, окружающей среде, имуществу физических и юридических лиц в результате аварии на гидротехническом сооружении «Берегоукрепление правого берега р. Кубань литер „I“ протяжённостью 270 м, торцевые стенки литер „II“ протяжённостью 25 м». – ООО «Технология Безопасности», 2026.</w:t>
+        <w:t xml:space="preserve">28 Решение Ленинского районного суда города Краснодара от 15.09.2025 по делу №2-5581/2025.</w:t>
+      </w:r>
+    </w:p>
+    <w:p>
+      <w:pPr>
+        <w:spacing w:after="60" w:before="0" w:line="252" w:lineRule="auto"/>
+        <w:ind w:left="0" w:firstLine="0"/>
+        <w:jc w:val="both"/>
+      </w:pPr>
+      <w:r>
+        <w:rPr>
+          <w:rFonts w:ascii="Times New Roman" w:cs="Times New Roman" w:eastAsia="Times New Roman" w:hAnsi="Times New Roman"/>
+        </w:rPr>
+        <w:t xml:space="preserve">29 Расчёт вероятного вреда, который может быть причинён жизни, здоровью физических лиц, окружающей среде, имуществу физических и юридических лиц в результате аварии на гидротехническом сооружении «Берегоукрепление правого берега р. Кубань литер „I“ протяжённостью 270 м, торцевые стенки литер „II“ протяжённостью 25 м». – ООО «Технология Безопасности», 2026.</w:t>
       </w:r>
     </w:p>
     <w:p>

--- a/Критерии_безопасности_ГТС_литер_I_II_Кубанская_Набережная_37-9.docx
+++ b/Критерии_безопасности_ГТС_литер_I_II_Кубанская_Набережная_37-9.docx
@@ -1409,7 +1409,7 @@
           <w:sz w:val="24"/>
           <w:szCs w:val="24"/>
         </w:rPr>
-        <w:t xml:space="preserve">	39</w:t>
+        <w:t xml:space="preserve">	38</w:t>
       </w:r>
     </w:p>
     <w:p>
@@ -1434,7 +1434,7 @@
           <w:sz w:val="24"/>
           <w:szCs w:val="24"/>
         </w:rPr>
-        <w:t xml:space="preserve">	40</w:t>
+        <w:t xml:space="preserve">	39</w:t>
       </w:r>
     </w:p>
     <w:p>
@@ -1459,7 +1459,7 @@
           <w:sz w:val="24"/>
           <w:szCs w:val="24"/>
         </w:rPr>
-        <w:t xml:space="preserve">	40</w:t>
+        <w:t xml:space="preserve">	39</w:t>
       </w:r>
     </w:p>
     <w:p>
@@ -1509,7 +1509,7 @@
           <w:sz w:val="24"/>
           <w:szCs w:val="24"/>
         </w:rPr>
-        <w:t xml:space="preserve">	43</w:t>
+        <w:t xml:space="preserve">	42</w:t>
       </w:r>
     </w:p>
     <w:p>
@@ -1846,7 +1846,7 @@
         <w:rPr>
           <w:rFonts w:ascii="Times New Roman" w:cs="Times New Roman" w:eastAsia="Times New Roman" w:hAnsi="Times New Roman"/>
         </w:rPr>
-        <w:t xml:space="preserve">– сведения МКУ МО г. Краснодар «ГСЛК» о трассах и выпусках ливневой и общесплавной канализации (материалы фотофиксации выпуска общесплавной канализации; письмо от </w:t>
+        <w:t xml:space="preserve">– сведения МКУ МО г. Краснодар «ГСЛК» о ливневой и общесплавной канализации (материалы фотофиксации выпуска общесплавной канализации; письмо от </w:t>
       </w:r>
       <w:r>
         <w:rPr>
@@ -2865,7 +2865,7 @@
         <w:rPr>
           <w:rFonts w:ascii="Times New Roman" w:cs="Times New Roman" w:eastAsia="Times New Roman" w:hAnsi="Times New Roman"/>
         </w:rPr>
-        <w:t xml:space="preserve">Обследуемое сооружение относится к сооружениям, предназначенным для защиты от разрушений берегов рек. Трубопроводы ливневой канализации и общесплавной канализации (железобетонная труба Ø 1500 мм с выпуском через подпорную стенку) и линия электроосвещения, проложенные в теле сооружения, гидротехническими сооружениями и элементами ГТС не являются (подраздел 2.1 расчёта вероятного вреда).</w:t>
+        <w:t xml:space="preserve">Обследуемое сооружение относится к сооружениям, предназначенным для защиты от разрушений берегов рек. Трубопровод ливневой канализации и линия электроосвещения, проложенные в теле сооружения, а также расположенный за пределами сооружения выпуск общесплавной канализации (железобетонная труба Ø 1500 мм) гидротехническими сооружениями и элементами ГТС не являются (подраздел 2.1 расчёта вероятного вреда; уточнённые сведения Владельца ГТС).</w:t>
       </w:r>
     </w:p>
     <w:p>
@@ -5415,7 +5415,7 @@
         <w:rPr>
           <w:rFonts w:ascii="Times New Roman" w:cs="Times New Roman" w:eastAsia="Times New Roman" w:hAnsi="Times New Roman"/>
         </w:rPr>
-        <w:t xml:space="preserve">Значение для критериев безопасности: наличие в разрезе рыхлых мелких песков (ИГЭ-7, ИГЭ-8), в том числе водонасыщенных, и пылевато-глинистых грунтов текучей и текучепластичной консистенции (ИГЭ-6, ИГЭ-12), а также принятый в запас несвязный состав грунта обратной засыпки обусловливают пониженную устойчивость грунтов к размыву и суффозионному выносу, а в сочетании с сейсмической интенсивностью 8 баллов – возможность развития деформаций основания и засыпки при сейсмических воздействиях. Указанное учтено при выборе диагностических показателей (просадки покрытия пешеходной зоны, суффозионные проявления, поступление грунта в трубопроводы канализации, отметки дна у подошвы) и при установлении внеочередных наблюдений после сейсмических событий (подраздел 4.2).</w:t>
+        <w:t xml:space="preserve">Значение для критериев безопасности: наличие в разрезе рыхлых мелких песков (ИГЭ-7, ИГЭ-8), в том числе водонасыщенных, и пылевато-глинистых грунтов текучей и текучепластичной консистенции (ИГЭ-6, ИГЭ-12), а также принятый в запас несвязный состав грунта обратной засыпки обусловливают пониженную устойчивость грунтов к размыву и суффозионному выносу, а в сочетании с сейсмической интенсивностью 8 баллов – возможность развития деформаций основания и засыпки при сейсмических воздействиях. Указанное учтено при выборе диагностических показателей (просадки покрытия пешеходной зоны, суффозионные проявления, поступление грунта в трубопровод ливневой канализации, отметки дна у подошвы) и при установлении внеочередных наблюдений после сейсмических событий (подраздел 4.2).</w:t>
       </w:r>
     </w:p>
     <w:p>
@@ -5526,7 +5526,7 @@
         <w:rPr>
           <w:rFonts w:ascii="Times New Roman" w:cs="Times New Roman" w:eastAsia="Times New Roman" w:hAnsi="Times New Roman"/>
         </w:rPr>
-        <w:t xml:space="preserve">В теле сооружения вдоль пешеходной зоны проложены трубопровод ливневой канализации и линия электроосвещения; на поверхность пешеходной зоны выведены смотровые колодцы и дождеприёмники ливневой канализации; на пешеходной зоне установлены опоры ночного электроосвещения. На удалении около 30 м от северного окончания (ориентировочно ПК 0+30) сооружение пересекает трубопровод общесплавной канализации – железобетонная труба Ø 1500 мм с выпуском в акваторию Краснодарского затона через подпорную стенку; выпуск оборудован металлическим затвором (по материалам фотофиксации).</w:t>
+        <w:t xml:space="preserve">В теле сооружения вдоль пешеходной зоны проложены трубопровод ливневой канализации и линия электроосвещения; на поверхность пешеходной зоны выведены смотровые колодцы и дождеприёмники ливневой канализации; на пешеходной зоне установлены опоры ночного электроосвещения.</w:t>
       </w:r>
     </w:p>
     <w:p>
@@ -5539,7 +5539,20 @@
         <w:rPr>
           <w:rFonts w:ascii="Times New Roman" w:cs="Times New Roman" w:eastAsia="Times New Roman" w:hAnsi="Times New Roman"/>
         </w:rPr>
-        <w:t xml:space="preserve">В акте преддекларационного обследования и расчёте вероятного вреда (подраздел 2.1) трубопровод Ø 1500 мм указан как коллектор общесплавной и ливневой канализации, проложенный вдоль пешеходной зоны. По уточнённым сведениям Владельца ГТС диаметр 1500 мм относится к трубопроводу общесплавной канализации, пересекающему сооружение на удалении около 30 м от северного окончания; диаметр, трасса, положение колодцев и выпусков ливневой канализации не установлены и подлежат установлению при инструментальном обследовании (мероприятие 3 пункта 17 акта преддекларационного обследования). Сведения подлежат учёту при доработке акта и расчёта вероятного вреда. Трубопроводы ливневой и общесплавной канализации (далее – сети канализации) и линия электроосвещения элементами ГТС не являются и дренажными устройствами не служат (подраздел 2.1 расчёта вероятного вреда); их состояние контролируется в части влияния на ГТС (утечки воды и поступление грунта обратной засыпки в трубопроводы, состояние выпуска и его сопряжения с подпорной стенкой, размывы у выпуска). Основные характеристики ГТС приведены в таблице 2.2.3.</w:t>
+        <w:t xml:space="preserve">За пределами ГТС, на удалении около 30 м севернее его северного окончания (между северным окончанием ГТС и пешеходным мостом), в подпорной стенке примыкающего участка набережной расположен выпуск общесплавной канализации – железобетонная труба Ø 1500 мм с металлическим затвором. Граница ГТС на северном окончании выражена вертикальным швом и сменой ограждения (белое ограждение участка набережной у площади, красно-коричневое – на ГТС). По материалам фотофиксации при низких уровнях воды сброс из выпуска поступает по обсыхающему дну вдоль подошвы стенки к северному окончанию ГТС и далее в акваторию Краснодарского затона, что учитывается при контроле дна у северного окончания ГТС.</w:t>
+      </w:r>
+    </w:p>
+    <w:p>
+      <w:pPr>
+        <w:spacing w:after="60" w:before="0" w:line="252" w:lineRule="auto"/>
+        <w:ind w:firstLine="709"/>
+        <w:jc w:val="both"/>
+      </w:pPr>
+      <w:r>
+        <w:rPr>
+          <w:rFonts w:ascii="Times New Roman" w:cs="Times New Roman" w:eastAsia="Times New Roman" w:hAnsi="Times New Roman"/>
+        </w:rPr>
+        <w:t xml:space="preserve">В акте преддекларационного обследования и в подразделе 2.1 расчёта вероятного вреда указан коллектор общесплавной и ливневой канализации Ø 1500 мм, проложенный в теле сооружения вдоль пешеходной зоны. По уточнённым сведениям Владельца ГТС диаметр 1500 мм относится к общесплавной канализации, выпуск которой расположен за пределами ГТС; сведения подлежат учёту при доработке акта и расчёта вероятного вреда. Указанные сети и выпуск общесплавной канализации элементами ГТС не являются и дренажными устройствами не служат (подраздел 2.1.1); состояние ливневой канализации контролируется в части влияния на ГТС (утечки воды и поступление грунта обратной засыпки), выпуска общесплавной канализации – в части влияния на дно и берег у северного окончания ГТС (размыв, отложения). Основные характеристики ГТС приведены в таблице 2.2.3.</w:t>
       </w:r>
     </w:p>
     <w:p>
@@ -6498,7 +6511,7 @@
                 <w:sz w:val="21"/>
                 <w:szCs w:val="21"/>
               </w:rPr>
-              <w:t xml:space="preserve">трубопровод ливневой канализации (диаметр не установлен); линия электроосвещения; трубопровод общесплавной канализации Ø 1500 мм, пересекающий сооружение на удалении около 30 м от северного окончания (ориентировочно ПК 0+30), с выпуском через подпорную стенку</w:t>
+              <w:t xml:space="preserve">трубопровод ливневой канализации (диаметр не установлен); линия электроосвещения</w:t>
             </w:r>
           </w:p>
         </w:tc>
@@ -6536,6 +6549,77 @@
                 <w:sz w:val="21"/>
                 <w:szCs w:val="21"/>
               </w:rPr>
+              <w:t xml:space="preserve">Объекты вблизи ГТС, учитываемые при контроле его состояния</w:t>
+            </w:r>
+          </w:p>
+        </w:tc>
+        <w:tc>
+          <w:tcPr>
+            <w:tcW w:type="dxa" w:w="4655"/>
+            <w:tcBorders>
+              <w:top w:val="single" w:color="000000" w:sz="4"/>
+              <w:left w:val="single" w:color="000000" w:sz="4"/>
+              <w:bottom w:val="single" w:color="000000" w:sz="4"/>
+              <w:right w:val="single" w:color="000000" w:sz="4"/>
+            </w:tcBorders>
+            <w:tcMar>
+              <w:top w:type="dxa" w:w="40"/>
+              <w:left w:type="dxa" w:w="80"/>
+              <w:bottom w:type="dxa" w:w="40"/>
+              <w:right w:type="dxa" w:w="80"/>
+            </w:tcMar>
+            <w:vAlign w:val="top"/>
+          </w:tcPr>
+          <w:p>
+            <w:pPr>
+              <w:keepNext w:val="false"/>
+              <w:spacing w:after="0" w:before="0" w:line="240" w:lineRule="auto"/>
+              <w:jc w:val="left"/>
+            </w:pPr>
+            <w:r>
+              <w:rPr>
+                <w:rFonts w:ascii="Times New Roman" w:cs="Times New Roman" w:eastAsia="Times New Roman" w:hAnsi="Times New Roman"/>
+                <w:sz w:val="21"/>
+                <w:szCs w:val="21"/>
+              </w:rPr>
+              <w:t xml:space="preserve">выпуск общесплавной канализации Ø 1500 мм – около 30 м севернее северного окончания ГТС (вне ГТС)</w:t>
+            </w:r>
+          </w:p>
+        </w:tc>
+      </w:tr>
+      <w:tr>
+        <w:trPr>
+          <w:cantSplit/>
+        </w:trPr>
+        <w:tc>
+          <w:tcPr>
+            <w:tcW w:type="dxa" w:w="4700"/>
+            <w:tcBorders>
+              <w:top w:val="single" w:color="000000" w:sz="4"/>
+              <w:left w:val="single" w:color="000000" w:sz="4"/>
+              <w:bottom w:val="single" w:color="000000" w:sz="4"/>
+              <w:right w:val="single" w:color="000000" w:sz="4"/>
+            </w:tcBorders>
+            <w:tcMar>
+              <w:top w:type="dxa" w:w="40"/>
+              <w:left w:type="dxa" w:w="80"/>
+              <w:bottom w:type="dxa" w:w="40"/>
+              <w:right w:type="dxa" w:w="80"/>
+            </w:tcMar>
+            <w:vAlign w:val="top"/>
+          </w:tcPr>
+          <w:p>
+            <w:pPr>
+              <w:keepNext w:val="false"/>
+              <w:spacing w:after="0" w:before="0" w:line="240" w:lineRule="auto"/>
+              <w:jc w:val="left"/>
+            </w:pPr>
+            <w:r>
+              <w:rPr>
+                <w:rFonts w:ascii="Times New Roman" w:cs="Times New Roman" w:eastAsia="Times New Roman" w:hAnsi="Times New Roman"/>
+                <w:sz w:val="21"/>
+                <w:szCs w:val="21"/>
+              </w:rPr>
               <w:t xml:space="preserve">Контрольно-измерительная аппаратура</w:t>
             </w:r>
           </w:p>
@@ -6585,7 +6669,7 @@
         <w:rPr>
           <w:rFonts w:ascii="Times New Roman" w:cs="Times New Roman" w:eastAsia="Times New Roman" w:hAnsi="Times New Roman"/>
         </w:rPr>
-        <w:t xml:space="preserve">Топографический план участка ГТС в исходных данных отсутствует. Положение ГТС в плане определено графически по схеме расположения объекта недвижимости в разделе 4 выписки из ЕГРН (приложение А; масштаб схемы в выписке – 1:3000): ось подпорной стенки литер „I“ представляет собой ломаную из двух прямолинейных участков примерно равной длины – северного, направленного от северного окончания на юго-запад (азимут около 213°), и южного, направленного на юг (азимут около 171°); угол поворота оси – около 42°. Длина ломаной, измеренная по схеме ЕГРН в масштабе 1:3000, составляет около 258 м и не совпадает с протяжённостью ГТС по выписке из ЕГРН (295 м, в том числе литер „I“ – 270 м), поэтому абсолютные длины по масштабу схемы ЕГРН в настоящем документе не используются; используется лишь соотношение длин участков ломаной. Пикетаж принят по подпорной стенке литер „I“ от её северного окончания (ПК 0+00) до южного (ПК 2+70) с распределением протяжённости 270 м пропорционально длинам участков ломаной (таблица 2.2.4); значения приближённые. Плановое положение ГТС, положение торцевых стенок литер „II“, лестничного спуска, съездов, трассы ливневой канализации и выпуска общесплавной канализации подлежат установлению при инструментальном обследовании (геодезическая съёмка, мероприятие 3 пункта 17 акта преддекларационного обследования).</w:t>
+        <w:t xml:space="preserve">Топографический план участка ГТС в исходных данных отсутствует. Положение ГТС в плане определено графически по схеме расположения объекта недвижимости в разделе 4 выписки из ЕГРН (приложение А; масштаб схемы в выписке – 1:3000): ось подпорной стенки литер „I“ представляет собой ломаную из двух прямолинейных участков примерно равной длины – северного, направленного от северного окончания на юго-запад (азимут около 213°), и южного, направленного на юг (азимут около 171°); угол поворота оси – около 42°. Длина ломаной, измеренная по схеме ЕГРН в масштабе 1:3000, составляет около 258 м и не совпадает с протяжённостью ГТС по выписке из ЕГРН (295 м, в том числе литер „I“ – 270 м), поэтому абсолютные длины по масштабу схемы ЕГРН в настоящем документе не используются; используется лишь соотношение длин участков ломаной. Пикетаж принят по подпорной стенке литер „I“ от её северного окончания (ПК 0+00) до южного (ПК 2+70) с распределением протяжённости 270 м пропорционально длинам участков ломаной (таблица 2.2.4); значения приближённые. Плановое положение ГТС, положение торцевых стенок литер „II“, лестничного спуска, съездов, трассы ливневой канализации и выпуска общесплавной канализации относительно северного окончания ГТС подлежат установлению при инструментальном обследовании (геодезическая съёмка, мероприятие 3 пункта 17 акта преддекларационного обследования).</w:t>
       </w:r>
     </w:p>
     <w:p>
@@ -7951,7 +8035,7 @@
                 <w:sz w:val="20"/>
                 <w:szCs w:val="20"/>
               </w:rPr>
-              <w:t xml:space="preserve">Трубопровод общесплавной канализации с выпуском через подпорную стенку (не является элементом ГТС)</w:t>
+              <w:t xml:space="preserve">Выпуск общесплавной канализации (вне ГТС)</w:t>
             </w:r>
           </w:p>
         </w:tc>
@@ -7984,7 +8068,7 @@
                 <w:sz w:val="20"/>
                 <w:szCs w:val="20"/>
               </w:rPr>
-              <w:t xml:space="preserve">ПК 0+30 (около 30 м от северного окончания; ориентировочно)</w:t>
+              <w:t xml:space="preserve">около 30 м севернее ПК 0+00 (по уточнённым сведениям Владельца ГТС)</w:t>
             </w:r>
           </w:p>
         </w:tc>
@@ -8054,7 +8138,7 @@
         <w:rPr>
           <w:rFonts w:ascii="Times New Roman" w:cs="Times New Roman" w:eastAsia="Times New Roman" w:hAnsi="Times New Roman"/>
         </w:rPr>
-        <w:t xml:space="preserve">Неустановленные параметры (пункт 10.2 акта преддекларационного обследования; подраздел 2.1 расчёта вероятного вреда): тип, материал, сечение и полная длина вертикальных элементов подпорной стенки; глубина заложения подошвы; ширина сооружения по подошве; максимальная строительная высота; наличие и параметры анкерного крепления; класс бетона по прочности, марки по водонепроницаемости и морозостойкости; наличие скрытых противофильтрационных и дренажных элементов; шаг деформационных швов; конструкция, толщина, армирование и условия опирания покрытия пешеходной зоны; ширина пешеходной зоны (значение 6 м принято по таблице технических характеристик акта преддекларационного обследования и подлежит уточнению); конструктивное решение, материал и параметры лестничного спуска; конструкция торцевых стенок и их сопряжения с подпорной стенкой; трасса, диаметр, колодцы и выпуски ливневой канализации; отметка выпуска общесплавной канализации и конструкция его сопряжения с подпорной стенкой; параметры системы электроосвещения. Указанные параметры подлежат установлению по результатам инструментального обследования ГТС (мероприятие 3 пункта 17 акта преддекларационного обследования). С учётом этого критерии безопасности назначены преимущественно по геометрическим и визуально контролируемым параметрам, определение которых не требует сведений о конструктивном решении подземной части сооружения (пункт 16.4 акта преддекларационного обследования).</w:t>
+        <w:t xml:space="preserve">Неустановленные параметры (пункт 10.2 акта преддекларационного обследования; подраздел 2.1 расчёта вероятного вреда): тип, материал, сечение и полная длина вертикальных элементов подпорной стенки; глубина заложения подошвы; ширина сооружения по подошве; максимальная строительная высота; наличие и параметры анкерного крепления; класс бетона по прочности, марки по водонепроницаемости и морозостойкости; наличие скрытых противофильтрационных и дренажных элементов; шаг деформационных швов; конструкция, толщина, армирование и условия опирания покрытия пешеходной зоны; ширина пешеходной зоны (значение 6 м принято по таблице технических характеристик акта преддекларационного обследования и подлежит уточнению); конструктивное решение, материал и параметры лестничного спуска; конструкция торцевых стенок и их сопряжения с подпорной стенкой; трасса, диаметр, колодцы и выпуски ливневой канализации; параметры системы электроосвещения. Указанные параметры подлежат установлению по результатам инструментального обследования ГТС (мероприятие 3 пункта 17 акта преддекларационного обследования). С учётом этого критерии безопасности назначены преимущественно по геометрическим и визуально контролируемым параметрам, определение которых не требует сведений о конструктивном решении подземной части сооружения (пункт 16.4 акта преддекларационного обследования).</w:t>
       </w:r>
     </w:p>
     <w:p>
@@ -8466,7 +8550,7 @@
         <w:rPr>
           <w:rFonts w:ascii="Times New Roman" w:cs="Times New Roman" w:eastAsia="Times New Roman" w:hAnsi="Times New Roman"/>
         </w:rPr>
-        <w:t xml:space="preserve">ГТС является безнапорным и напорного фронта не создаёт; при его аварии волна прорыва не образуется и затопление территории не происходит, аварийным воздействием служит обрушение подпорной стенки и грунта обратной засыпки (подпункт 3.6.1 расчёта вероятного вреда). Расчётом вероятного вреда (подраздел 3.4) по результатам предварительного анализа опасностей и метода проверочного листа сформированы три основных сценария аварий ГТС (сценарий В-1 и перечень опасных элементов изложены с учётом уточнённых сведений о сетях канализации, подраздел 2.2.5; в расчёте вероятного вреда источником инициирующих событий указан коллектор общесплавной и ливневой канализации Ø 1500 мм):</w:t>
+        <w:t xml:space="preserve">ГТС является безнапорным и напорного фронта не создаёт; при его аварии волна прорыва не образуется и затопление территории не происходит, аварийным воздействием служит обрушение подпорной стенки и грунта обратной засыпки (подпункт 3.6.1 расчёта вероятного вреда). Расчётом вероятного вреда (подраздел 3.4) по результатам предварительного анализа опасностей и метода проверочного листа сформированы три основных сценария аварий ГТС:</w:t>
       </w:r>
     </w:p>
     <w:p>
@@ -8479,7 +8563,7 @@
         <w:rPr>
           <w:rFonts w:ascii="Times New Roman" w:cs="Times New Roman" w:eastAsia="Times New Roman" w:hAnsi="Times New Roman"/>
         </w:rPr>
-        <w:t xml:space="preserve">В-1 нарушение фильтрационной прочности грунта обратной засыпки с развитием механической суффозии: поступление грунта в трубопроводы канализации через участки нарушенной герметичности, по контакту выпуска общесплавной канализации с подпорной стенкой и через деформационные швы, утрата опирания трубопроводов, формирование полости и обрушение покрытия с образованием провала пешеходной зоны (наиболее вероятная авария); инициирующие события – нарушение герметичности трубопроводов канализации, их работа в напорном режиме при ливневых осадках, работа выпуска в затопленном режиме, знакопеременная фильтрация при колебаниях уровня воды в затоне;</w:t>
+        <w:t xml:space="preserve">В-1 нарушение фильтрационной прочности грунта обратной засыпки с развитием механической суффозии: поступление грунта в трубопровод ливневой канализации через участки нарушенной герметичности, по контакту его выпусков (при их выводе через подпорную стенку) и через деформационные швы, утрата опирания трубопровода, формирование полости и обрушение покрытия с образованием провала пешеходной зоны (наиболее вероятная авария); инициирующие события – нарушение герметичности трубопровода ливневой канализации, его работа в напорном режиме при ливневых осадках, знакопеременная фильтрация при колебаниях уровня воды в затоне;</w:t>
       </w:r>
     </w:p>
     <w:p>
@@ -8518,7 +8602,7 @@
         <w:rPr>
           <w:rFonts w:ascii="Times New Roman" w:cs="Times New Roman" w:eastAsia="Times New Roman" w:hAnsi="Times New Roman"/>
         </w:rPr>
-        <w:t xml:space="preserve">Наиболее опасными расчётом вероятного вреда признаны подпорная стенка и её подземная часть с основанием, грунт обратной засыпки, а также сети канализации в теле сооружения и выпуск общесплавной канализации через подпорную стенку (элементами ГТС не являются) как источники инициирующих событий сценария В-1; наиболее опасными воздействиями – неуравновешенное давление грунтовых вод за стенкой при снижении уровня воды в затоне, знакопеременная фильтрация, обусловленная колебаниями уровня воды, гидростатическое давление на тыловую грань стенки при удержании воды в полости, понижение отметок дна у подошвы и сейсмическое воздействие расчётной интенсивности (подпункт 3.4.9 расчёта вероятного вреда).</w:t>
+        <w:t xml:space="preserve">Наиболее опасными расчётом вероятного вреда признаны подпорная стенка и её подземная часть с основанием, грунт обратной засыпки, а также проложенный в теле сооружения трубопровод ливневой канализации (элементом ГТС не является) как источник инициирующих событий сценария В-1 (сценарии В-1, В-2 и перечень опасных элементов изложены с учётом уточнённых сведений Владельца ГТС, подраздел 2.2.5; в расчёте вероятного вреда источником инициирующих событий указан коллектор общесплавной и ливневой канализации Ø 1500 мм); наиболее опасными воздействиями – неуравновешенное давление грунтовых вод за стенкой при снижении уровня воды в затоне, знакопеременная фильтрация, обусловленная колебаниями уровня воды, гидростатическое давление на тыловую грань стенки при удержании воды в полости, понижение отметок дна у подошвы и сейсмическое воздействие расчётной интенсивности (подпункт 3.4.9 расчёта вероятного вреда).</w:t>
       </w:r>
     </w:p>
     <w:p>
@@ -8544,7 +8628,7 @@
         <w:rPr>
           <w:rFonts w:ascii="Times New Roman" w:cs="Times New Roman" w:eastAsia="Times New Roman" w:hAnsi="Times New Roman"/>
         </w:rPr>
-        <w:t xml:space="preserve">Дополнительно учтены механизмы, не образующие самостоятельных сценариев, но снижающие сопротивление конструкций: деградация материалов (коррозия бетона и арматуры подпорной стенки в зоне переменного уровня воды, коррозия стоек и закладных деталей перильного ограждения, попеременное замораживание и оттаивание); ледовые воздействия на конструкции; сейсмическое воздействие интенсивностью 8 баллов; временные нагрузки на пешеходную зону в пределах призмы обрушения, в том числе от техники при аварийно-восстановительных работах (пункт 14.3 акта преддекларационного обследования), – размещение грузов и устройство каких-либо сооружений у подпорной стенки в пределах расчётной призмы обрушения не допускается, если это не предусмотрено проектной документацией (пункт 26 ФНП); местный размыв у торцевых стенок и обход окончаний сооружения с утратой бокового удержания грунта обратной засыпки; утрата целостности перильного ограждения с риском падения людей с высоты около 6 м в акваторию или на береговую полосу.</w:t>
+        <w:t xml:space="preserve">Дополнительно учтены механизмы, не образующие самостоятельных сценариев, но снижающие сопротивление конструкций: деградация материалов (коррозия бетона и арматуры подпорной стенки в зоне переменного уровня воды, коррозия стоек и закладных деталей перильного ограждения, попеременное замораживание и оттаивание); ледовые воздействия на конструкции; сейсмическое воздействие интенсивностью 8 баллов; временные нагрузки на пешеходную зону в пределах призмы обрушения, в том числе от техники при аварийно-восстановительных работах (пункт 14.3 акта преддекларационного обследования), – размещение грузов и устройство каких-либо сооружений у подпорной стенки в пределах расчётной призмы обрушения не допускается, если это не предусмотрено проектной документацией (пункт 26 ФНП); местный размыв у торцевых стенок (в том числе у северного окончания ГТС в зоне сброса из выпуска общесплавной канализации, расположенного около 30 м севернее ГТС) и обход окончаний сооружения с утратой бокового удержания грунта обратной засыпки; утрата целостности перильного ограждения с риском падения людей с высоты около 6 м в акваторию или на береговую полосу.</w:t>
       </w:r>
     </w:p>
     <w:p>
@@ -8810,7 +8894,7 @@
                 <w:sz w:val="20"/>
                 <w:szCs w:val="20"/>
               </w:rPr>
-              <w:t xml:space="preserve">вынос грунта обратной засыпки через швы, в трубопроводы канализации и по контакту выпуска общесплавной канализации со стенкой; образование полости; просадки и провалы покрытия пешеходной зоны, в том числе над трассами канализации; поступление грунта в смотровые колодцы</w:t>
+              <w:t xml:space="preserve">вынос грунта обратной засыпки через швы и в трубопровод ливневой канализации; образование полости; просадки и провалы покрытия пешеходной зоны, в том числе над трассой ливневой канализации; поступление грунта в смотровые колодцы</w:t>
             </w:r>
           </w:p>
         </w:tc>
@@ -11047,7 +11131,7 @@
                 <w:sz w:val="20"/>
                 <w:szCs w:val="20"/>
               </w:rPr>
-              <w:t xml:space="preserve">Взаимные смещения секций по деформационным швам, в узлах сопряжения торцевых стенок и выпуска общесплавной канализации, мм</w:t>
+              <w:t xml:space="preserve">Взаимные смещения секций по деформационным швам и в узлах сопряжения торцевых стенок, мм</w:t>
             </w:r>
           </w:p>
         </w:tc>
@@ -11387,7 +11471,7 @@
                 <w:sz w:val="20"/>
                 <w:szCs w:val="20"/>
               </w:rPr>
-              <w:t xml:space="preserve">нивелирование по створам и по трассам канализации, рейка длиной 3 м</w:t>
+              <w:t xml:space="preserve">нивелирование по створам и по трассе ливневой канализации, рейка длиной 3 м</w:t>
             </w:r>
           </w:p>
         </w:tc>
@@ -11524,7 +11608,7 @@
                 <w:sz w:val="20"/>
                 <w:szCs w:val="20"/>
               </w:rPr>
-              <w:t xml:space="preserve">промеры глубин по створам (эхолот, лот, наметка)</w:t>
+              <w:t xml:space="preserve">промеры глубин по створам и на участке дна между северным окончанием ГТС и выпуском общесплавной канализации (эхолот, лот, наметка)</w:t>
             </w:r>
           </w:p>
         </w:tc>
@@ -12691,7 +12775,7 @@
                 <w:sz w:val="20"/>
                 <w:szCs w:val="20"/>
               </w:rPr>
-              <w:t xml:space="preserve">Засорение и повреждения системы отвода поверхностной воды; поступление грунта в трубопроводы канализации; состояние выпуска общесплавной канализации (в части влияния на ГТС)</w:t>
+              <w:t xml:space="preserve">Засорение и повреждения системы отвода поверхностной воды; поступление грунта в трубопровод ливневой канализации (в части влияния на ГТС)</w:t>
             </w:r>
           </w:p>
         </w:tc>
@@ -12757,7 +12841,7 @@
                 <w:sz w:val="20"/>
                 <w:szCs w:val="20"/>
               </w:rPr>
-              <w:t xml:space="preserve">визуальный осмотр; осмотр смотровых колодцев и выпуска</w:t>
+              <w:t xml:space="preserve">визуальный осмотр; осмотр смотровых колодцев</w:t>
             </w:r>
           </w:p>
         </w:tc>
@@ -12965,7 +13049,7 @@
                 <w:sz w:val="20"/>
                 <w:szCs w:val="20"/>
               </w:rPr>
-              <w:t xml:space="preserve">Состояние дна у подошвы подпорной стенки и у торцевых стенок, берега и съездов на окончаниях сооружения</w:t>
+              <w:t xml:space="preserve">Состояние дна у подошвы подпорной стенки и у торцевых стенок (в том числе у северного окончания ГТС в зоне сброса из выпуска общесплавной канализации), берега и съездов на окончаниях сооружения</w:t>
             </w:r>
           </w:p>
         </w:tc>
@@ -13173,13 +13257,13 @@
           <w:b/>
           <w:bCs/>
         </w:rPr>
-        <w:t xml:space="preserve">Позиция 4 (взаимные смещения секций по деформационным швам и в узлах сопряжения торцевых стенок и выпуска общесплавной канализации).</w:t>
-      </w:r>
-      <w:r>
-        <w:rPr>
-          <w:rFonts w:ascii="Times New Roman" w:cs="Times New Roman" w:eastAsia="Times New Roman" w:hAnsi="Times New Roman"/>
-        </w:rPr>
-        <w:t xml:space="preserve"> К1 = 10 мм и К2 = 20 мм – взаимные смещения смежных секций по вертикали и из плоскости стенки (уступы), характеризующие неравномерность осадок и поворотов секций; значение К1 соответствует накопленной разности осадок смежных секций при скорости осадки, равной К1, за два года. В узлах сопряжения торцевых стенок литер „II“ с подпорной стенкой литер „I“ показатель характеризует утрату бокового удержания грунта обратной засыпки на окончаниях сооружения; в узле сопряжения выпуска общесплавной канализации с подпорной стенкой – раскрытие контакта, по которому возможен вынос грунта обратной засыпки (сценарий В-1). Изменение ширины раскрытия швов вдоль оси стенки, обусловленное сезонными температурными деформациями, диагностическим показателем не является и учитывается при анализе в качестве контролируемого показателя.</w:t>
+        <w:t xml:space="preserve">Позиция 4 (взаимные смещения секций по деформационным швам и в узлах сопряжения торцевых стенок).</w:t>
+      </w:r>
+      <w:r>
+        <w:rPr>
+          <w:rFonts w:ascii="Times New Roman" w:cs="Times New Roman" w:eastAsia="Times New Roman" w:hAnsi="Times New Roman"/>
+        </w:rPr>
+        <w:t xml:space="preserve"> К1 = 10 мм и К2 = 20 мм – взаимные смещения смежных секций по вертикали и из плоскости стенки (уступы), характеризующие неравномерность осадок и поворотов секций; значение К1 соответствует накопленной разности осадок смежных секций при скорости осадки, равной К1, за два года. В узлах сопряжения торцевых стенок литер „II“ с подпорной стенкой литер „I“ показатель характеризует утрату бокового удержания грунта обратной засыпки на окончаниях сооружения. Изменение ширины раскрытия швов вдоль оси стенки, обусловленное сезонными температурными деформациями, диагностическим показателем не является и учитывается при анализе в качестве контролируемого показателя.</w:t>
       </w:r>
     </w:p>
     <w:p>
@@ -13221,7 +13305,7 @@
         <w:rPr>
           <w:rFonts w:ascii="Times New Roman" w:cs="Times New Roman" w:eastAsia="Times New Roman" w:hAnsi="Times New Roman"/>
         </w:rPr>
-        <w:t xml:space="preserve"> К1 = 30 мм – просадка, превышающая характерные неровности мощения пешеходных зон и указывающая на начало уплотнения или выноса грунта под покрытием; К2 = 50 мм – просадка, свидетельствующая об образовании полостей под покрытием вследствие суффозионного выноса грунта обратной засыпки (в том числе в трубопроводы канализации); образование полостей является предвестником провала (сценарий В-1). Контроль выполняется на всю ширину пешеходной зоны (6 м), что перекрывает верхнюю границу ширины призмы обрушения грунта обратной засыпки за стенкой высотой 6 м (b ≤ H = 6 м; подраздел 2.4.1), а также над трассами ливневой и общесплавной канализации – по оси каждого трубопровода и в полосе по 1,5 м в каждую сторону от его наружных стенок (над трассой ливневой канализации – после установления её положения, над трассой общесплавной канализации – с уточнением её положения при инструментальном обследовании). Пустоты, провальные и осадочные воронки в местах сопряжения бетонных и грунтовых сооружений не допускаются (пункт 30 ФНП).</w:t>
+        <w:t xml:space="preserve"> К1 = 30 мм – просадка, превышающая характерные неровности мощения пешеходных зон и указывающая на начало уплотнения или выноса грунта под покрытием; К2 = 50 мм – просадка, свидетельствующая об образовании полостей под покрытием вследствие суффозионного выноса грунта обратной засыпки (в том числе в трубопровод ливневой канализации); образование полостей является предвестником провала (сценарий В-1). Контроль выполняется на всю ширину пешеходной зоны (6 м), что перекрывает верхнюю границу ширины призмы обрушения грунта обратной засыпки за стенкой высотой 6 м (b ≤ H = 6 м; подраздел 2.4.1), а также над трассой ливневой канализации – по оси трубопровода и в полосе по 1,5 м в каждую сторону от его наружных стенок после установления положения трубопровода при инструментальном обследовании. Пустоты, провальные и осадочные воронки в местах сопряжения бетонных и грунтовых сооружений не допускаются (пункт 30 ФНП).</w:t>
       </w:r>
     </w:p>
     <w:p>
@@ -13398,7 +13482,7 @@
         <w:rPr>
           <w:rFonts w:ascii="Times New Roman" w:cs="Times New Roman" w:eastAsia="Times New Roman" w:hAnsi="Times New Roman"/>
         </w:rPr>
-        <w:t xml:space="preserve"> состояние деформационных швов и узлов сопряжения торцевых стенок; видимые деформации подпорной стенки и торцевых стенок; состояние покрытия пешеходной зоны, съездов и лестничного спуска; зарастание растительностью; состояние системы отвода поверхностной воды, сетей канализации и выпуска общесплавной канализации в части влияния на ГТС; состояние перильного ограждения;</w:t>
+        <w:t xml:space="preserve"> состояние деформационных швов и узлов сопряжения торцевых стенок; видимые деформации подпорной стенки и торцевых стенок; состояние покрытия пешеходной зоны, съездов и лестничного спуска; зарастание растительностью; состояние системы отвода поверхностной воды (ливневой канализации) в части влияния на ГТС; состояние перильного ограждения;</w:t>
       </w:r>
     </w:p>
     <w:p>
@@ -13425,7 +13509,7 @@
         <w:rPr>
           <w:rFonts w:ascii="Times New Roman" w:cs="Times New Roman" w:eastAsia="Times New Roman" w:hAnsi="Times New Roman"/>
         </w:rPr>
-        <w:t xml:space="preserve"> переуглубление дна у подошвы подпорной стенки и у торцевых стенок; состояние берега и съездов на окончаниях сооружения; затопление пешеходной зоны при высоких уровнях воды.</w:t>
+        <w:t xml:space="preserve"> переуглубление дна у подошвы подпорной стенки и у торцевых стенок, в том числе у северного окончания ГТС в зоне сброса из выпуска общесплавной канализации; состояние берега и съездов на окончаниях сооружения; затопление пешеходной зоны при высоких уровнях воды.</w:t>
       </w:r>
     </w:p>
     <w:p>
@@ -17822,7 +17906,7 @@
                 <w:sz w:val="21"/>
                 <w:szCs w:val="21"/>
               </w:rPr>
-              <w:t xml:space="preserve">Взаимные смещения смежных секций подпорной стенки по деформационным швам, в том числе в узлах сопряжения торцевых стенок литер „II“ с подпорной стенкой литер „I“ и в узле сопряжения выпуска общесплавной канализации с подпорной стенкой, по вертикали и из плоскости стенки (уступ) относительно начального цикла наблюдений</w:t>
+              <w:t xml:space="preserve">Взаимные смещения смежных секций подпорной стенки по деформационным швам, в том числе в узлах сопряжения торцевых стенок литер „II“ с подпорной стенкой литер „I“, по вертикали и из плоскости стенки (уступ) относительно начального цикла наблюдений</w:t>
             </w:r>
           </w:p>
         </w:tc>
@@ -18170,7 +18254,7 @@
                 <w:sz w:val="21"/>
                 <w:szCs w:val="21"/>
               </w:rPr>
-              <w:t xml:space="preserve">Глубина местной просадки покрытия пешеходной зоны (на всю ширину пешеходной зоны, в том числе над трассами ливневой и общесплавной канализации) относительно отметок начального цикла наблюдений</w:t>
+              <w:t xml:space="preserve">Глубина местной просадки покрытия пешеходной зоны (на всю ширину пешеходной зоны, в том числе над трассой ливневой канализации) относительно отметок начального цикла наблюдений</w:t>
             </w:r>
           </w:p>
         </w:tc>
@@ -19670,7 +19754,7 @@
                 <w:sz w:val="20"/>
                 <w:szCs w:val="20"/>
               </w:rPr>
-              <w:t xml:space="preserve">Суффозионные проявления на пешеходной зоне и у подошвы подпорной стенки: пустоты под покрытием, провалы, воронки, вынос грунта обратной засыпки через швы, трещины и неплотности стенки, в том числе в трубопроводы ливневой и общесплавной канализации и по контакту выпуска общесплавной канализации с подпорной стенкой</w:t>
+              <w:t xml:space="preserve">Суффозионные проявления на пешеходной зоне и у подошвы подпорной стенки: пустоты под покрытием, провалы, воронки, вынос грунта обратной засыпки через швы, трещины и неплотности стенки, в том числе в трубопровод ливневой канализации</w:t>
             </w:r>
           </w:p>
         </w:tc>
@@ -20903,7 +20987,7 @@
                 <w:sz w:val="20"/>
                 <w:szCs w:val="20"/>
               </w:rPr>
-              <w:t xml:space="preserve">Засорение и повреждения системы отвода поверхностной воды (ливневой канализации, проложенной в теле сооружения: дождеприёмники, смотровые колодцы) и выпуска общесплавной канализации Ø 1500 мм через подпорную стенку (затвор, оголовок, сопряжение со стенкой) – в части влияния на ГТС</w:t>
+              <w:t xml:space="preserve">Засорение и повреждения системы отвода поверхностной воды (ливневой канализации, проложенной в теле сооружения: дождеприёмники, смотровые колодцы, выпуски) – в части влияния на ГТС</w:t>
             </w:r>
           </w:p>
         </w:tc>
@@ -20936,7 +21020,7 @@
                 <w:sz w:val="20"/>
                 <w:szCs w:val="20"/>
               </w:rPr>
-              <w:t xml:space="preserve">отсутствие засорения либо локальные засорения дождеприёмников, устраняемые при техническом обслуживании, без застоя воды на пешеходной зоне и без размывов у выпуска; грунт обратной засыпки в смотровых колодцах ливневой канализации отсутствует либо отмечаются единичные отложения, не возобновляющиеся после очистки; затвор и оголовок выпуска без повреждений, сопряжение выпуска со стенкой без зазоров и следов выноса грунта</w:t>
+              <w:t xml:space="preserve">отсутствие засорения либо локальные засорения дождеприёмников, устраняемые при техническом обслуживании, без застоя воды на пешеходной зоне и без размывов у выпусков; грунт обратной засыпки в смотровых колодцах ливневой канализации отсутствует либо отмечаются единичные отложения, не возобновляющиеся после очистки</w:t>
             </w:r>
           </w:p>
         </w:tc>
@@ -20969,7 +21053,7 @@
                 <w:sz w:val="20"/>
                 <w:szCs w:val="20"/>
               </w:rPr>
-              <w:t xml:space="preserve">засорение с застоем и переливом воды на пешеходной зоне; повреждения колодцев, трубопроводов, выпуска с утечкой воды в грунт обратной засыпки, размывом у выпуска, просадками над трассами; систематическое поступление грунта обратной засыпки в колодцы и трубопроводы (возобновление отложений после очистки); раскрытие контакта выпуска со стенкой с выносом грунта обратной засыпки; повреждение затвора или оголовка выпуска</w:t>
+              <w:t xml:space="preserve">засорение с застоем и переливом воды на пешеходной зоне; повреждения колодцев, трубопровода, выпусков с утечкой воды в грунт обратной засыпки, размывом у выпусков, просадками над трассой; систематическое поступление грунта обратной засыпки в колодцы и трубопровод (возобновление отложений после очистки)</w:t>
             </w:r>
           </w:p>
         </w:tc>
@@ -21177,7 +21261,7 @@
                 <w:sz w:val="20"/>
                 <w:szCs w:val="20"/>
               </w:rPr>
-              <w:t xml:space="preserve">Переуглубление дна у подошвы подпорной стенки и у торцевых стенок, состояние берега и съездов (пандусов) на окончаниях сооружения</w:t>
+              <w:t xml:space="preserve">Переуглубление дна у подошвы подпорной стенки и у торцевых стенок (в том числе у северного окончания ГТС в зоне сброса из выпуска общесплавной канализации), состояние берега и съездов (пандусов) на окончаниях сооружения</w:t>
             </w:r>
           </w:p>
         </w:tc>
@@ -22685,7 +22769,7 @@
                 <w:sz w:val="19"/>
                 <w:szCs w:val="19"/>
               </w:rPr>
-              <w:t xml:space="preserve">Взаимные смещения смежных секций подпорной стенки по деформационным швам, в том числе в узлах сопряжения торцевых стенок литер „II“ с подпорной стенкой литер „I“ и в узле сопряжения выпуска общесплавной канализации с подпорной стенкой, по вертикали и из плоскости стенки (уступ) относительно начального цикла наблюдений</w:t>
+              <w:t xml:space="preserve">Взаимные смещения смежных секций подпорной стенки по деформационным швам, в том числе в узлах сопряжения торцевых стенок литер „II“ с подпорной стенкой литер „I“, по вертикали и из плоскости стенки (уступ) относительно начального цикла наблюдений</w:t>
             </w:r>
           </w:p>
         </w:tc>
@@ -23091,7 +23175,7 @@
                 <w:sz w:val="19"/>
                 <w:szCs w:val="19"/>
               </w:rPr>
-              <w:t xml:space="preserve">Глубина местной просадки покрытия пешеходной зоны (на всю ширину пешеходной зоны, в том числе над трассами ливневой и общесплавной канализации) относительно отметок начального цикла наблюдений</w:t>
+              <w:t xml:space="preserve">Глубина местной просадки покрытия пешеходной зоны (на всю ширину пешеходной зоны, в том числе над трассой ливневой канализации) относительно отметок начального цикла наблюдений</w:t>
             </w:r>
           </w:p>
         </w:tc>
@@ -24749,7 +24833,7 @@
                 <w:sz w:val="19"/>
                 <w:szCs w:val="19"/>
               </w:rPr>
-              <w:t xml:space="preserve">Суффозионные проявления на пешеходной зоне и у подошвы подпорной стенки: пустоты под покрытием, провалы, воронки, вынос грунта обратной засыпки через швы, трещины и неплотности стенки, в том числе в трубопроводы ливневой и общесплавной канализации и по контакту выпуска общесплавной канализации с подпорной стенкой</w:t>
+              <w:t xml:space="preserve">Суффозионные проявления на пешеходной зоне и у подошвы подпорной стенки: пустоты под покрытием, провалы, воронки, вынос грунта обратной засыпки через швы, трещины и неплотности стенки, в том числе в трубопровод ливневой канализации</w:t>
             </w:r>
           </w:p>
         </w:tc>
@@ -26279,7 +26363,7 @@
                 <w:sz w:val="19"/>
                 <w:szCs w:val="19"/>
               </w:rPr>
-              <w:t xml:space="preserve">Засорение и повреждения системы отвода поверхностной воды (ливневой канализации, проложенной в теле сооружения: дождеприёмники, смотровые колодцы) и выпуска общесплавной канализации Ø 1500 мм через подпорную стенку (затвор, оголовок, сопряжение со стенкой) – в части влияния на ГТС</w:t>
+              <w:t xml:space="preserve">Засорение и повреждения системы отвода поверхностной воды (ливневой канализации, проложенной в теле сооружения: дождеприёмники, смотровые колодцы, выпуски) – в части влияния на ГТС</w:t>
             </w:r>
           </w:p>
         </w:tc>
@@ -26312,7 +26396,7 @@
                 <w:sz w:val="19"/>
                 <w:szCs w:val="19"/>
               </w:rPr>
-              <w:t xml:space="preserve">отсутствие засорения либо локальные засорения дождеприёмников, устраняемые при техническом обслуживании, без застоя воды на пешеходной зоне и без размывов у выпуска; грунт обратной засыпки в смотровых колодцах ливневой канализации отсутствует либо отмечаются единичные отложения, не возобновляющиеся после очистки; затвор и оголовок выпуска без повреждений, сопряжение выпуска со стенкой без зазоров и следов выноса грунта</w:t>
+              <w:t xml:space="preserve">отсутствие засорения либо локальные засорения дождеприёмников, устраняемые при техническом обслуживании, без застоя воды на пешеходной зоне и без размывов у выпусков; грунт обратной засыпки в смотровых колодцах ливневой канализации отсутствует либо отмечаются единичные отложения, не возобновляющиеся после очистки</w:t>
             </w:r>
           </w:p>
         </w:tc>
@@ -26345,7 +26429,7 @@
                 <w:sz w:val="19"/>
                 <w:szCs w:val="19"/>
               </w:rPr>
-              <w:t xml:space="preserve">засорение с застоем и переливом воды на пешеходной зоне; повреждения колодцев, трубопроводов, выпуска с утечкой воды в грунт обратной засыпки, размывом у выпуска, просадками над трассами; систематическое поступление грунта обратной засыпки в колодцы и трубопроводы (возобновление отложений после очистки); раскрытие контакта выпуска со стенкой с выносом грунта обратной засыпки; повреждение затвора или оголовка выпуска</w:t>
+              <w:t xml:space="preserve">засорение с застоем и переливом воды на пешеходной зоне; повреждения колодцев, трубопровода, выпусков с утечкой воды в грунт обратной засыпки, размывом у выпусков, просадками над трассой; систематическое поступление грунта обратной засыпки в колодцы и трубопровод (возобновление отложений после очистки)</w:t>
             </w:r>
           </w:p>
         </w:tc>
@@ -26378,7 +26462,7 @@
                 <w:sz w:val="19"/>
                 <w:szCs w:val="19"/>
               </w:rPr>
-              <w:t xml:space="preserve">Засорение дождеприёмников, повреждения колодцев ливневой канализации, застой воды в перечне дефектов (пункт 11.9 акта преддекларационного обследования) не указаны; состояние выпуска общесплавной канализации Ø 1500 мм и его сопряжения с подпорной стенкой подлежит установлению при инструментальном обследовании (мероприятие 3 пункта 17 акта преддекларационного обследования). По системе отвода поверхностной воды не превышает К1; по выпуску общесплавной канализации значение не определено</w:t>
+              <w:t xml:space="preserve">Засорение дождеприёмников, повреждения колодцев и выпусков ливневой канализации, застой воды в перечне дефектов (пункт 11.9 акта преддекларационного обследования) не указаны. Не превышает К1</w:t>
             </w:r>
           </w:p>
         </w:tc>
@@ -26619,7 +26703,7 @@
                 <w:sz w:val="19"/>
                 <w:szCs w:val="19"/>
               </w:rPr>
-              <w:t xml:space="preserve">Переуглубление дна у подошвы подпорной стенки и у торцевых стенок, состояние берега и съездов (пандусов) на окончаниях сооружения</w:t>
+              <w:t xml:space="preserve">Переуглубление дна у подошвы подпорной стенки и у торцевых стенок (в том числе у северного окончания ГТС в зоне сброса из выпуска общесплавной канализации), состояние берега и съездов (пандусов) на окончаниях сооружения</w:t>
             </w:r>
           </w:p>
         </w:tc>
@@ -26718,7 +26802,7 @@
                 <w:sz w:val="19"/>
                 <w:szCs w:val="19"/>
               </w:rPr>
-              <w:t xml:space="preserve">Состояние дна у подошвы не установлено (пункт 11.9 акта преддекларационного обследования); подлежит установлению водолазным обследованием и промерами (мероприятие 3 пункта 17 акта преддекларационного обследования). Размывы у торцевых стенок и на окончаниях сооружения в перечне дефектов не указаны. В части, доступной визуальному осмотру, не превышает К1; по состоянию дна у подошвы значение не определено</w:t>
+              <w:t xml:space="preserve">Состояние дна у подошвы не установлено (пункт 11.9 акта преддекларационного обследования); подлежит установлению водолазным обследованием и промерами (мероприятие 3 пункта 17 акта преддекларационного обследования). Размывы у торцевых стенок и на окончаниях сооружения в перечне дефектов не указаны; по материалам фотофиксации у северного окончания ГТС в зоне сброса из выпуска общесплавной канализации, расположенного за пределами ГТС, при низких уровнях воды отмечается сток по обсыхающему дну вдоль подошвы стенки – влияние на отметки дна подлежит оценке при инструментальном обследовании. В части, доступной визуальному осмотру, не превышает К1; по состоянию дна у подошвы значение не определено</w:t>
             </w:r>
           </w:p>
         </w:tc>
@@ -27225,7 +27309,7 @@
         <w:rPr>
           <w:rFonts w:ascii="Times New Roman" w:cs="Times New Roman" w:eastAsia="Times New Roman" w:hAnsi="Times New Roman"/>
         </w:rPr>
-        <w:t xml:space="preserve">Начальный (нулевой) цикл инструментальных наблюдений выполняется после закладки исходных реперов и деформационных марок, установки щелемеров, пьезометров и водомерной рейки и включает плановую и высотную съёмку подпорной стенки, торцевых стенок, пешеходной зоны и трасс канализации, промеры глубин по створам и у выпуска общесплавной канализации. Закладку рекомендуется выполнить в ходе инструментального обследования ГТС (мероприятие 3 пункта 17 акта преддекларационного обследования) с тем, чтобы результаты геодезической съёмки и промеров были использованы в качестве начальных значений. Результаты начального цикла оформляются актом и являются исходными для определения значений количественных диагностических показателей.</w:t>
+        <w:t xml:space="preserve">Начальный (нулевой) цикл инструментальных наблюдений выполняется после закладки исходных реперов и деформационных марок, установки щелемеров, пьезометров и водомерной рейки и включает плановую и высотную съёмку подпорной стенки, торцевых стенок, пешеходной зоны и трассы ливневой канализации, промеры глубин по створам и на участке дна между северным окончанием ГТС и выпуском общесплавной канализации. Закладку рекомендуется выполнить в ходе инструментального обследования ГТС (мероприятие 3 пункта 17 акта преддекларационного обследования) с тем, чтобы результаты геодезической съёмки и промеров были использованы в качестве начальных значений. Результаты начального цикла оформляются актом и являются исходными для определения значений количественных диагностических показателей.</w:t>
       </w:r>
     </w:p>
     <w:p>
@@ -27238,7 +27322,7 @@
         <w:rPr>
           <w:rFonts w:ascii="Times New Roman" w:cs="Times New Roman" w:eastAsia="Times New Roman" w:hAnsi="Times New Roman"/>
         </w:rPr>
-        <w:t xml:space="preserve">При осмотрах контролируется соответствие ГТС проектным параметрам и решениям (пункт 123 ФНП), а ввиду отсутствия проектной документации – фактическому состоянию, зафиксированному актом преддекларационного обследования и начальным циклом наблюдений. Применительно к ГТС при осмотрах контролируются: состояние подпорной стенки, торцевых стенок и их деформационных швов (трещины, раковины, течи, коррозия); состояние покрытия пешеходной зоны (просадки, трещины, провалы, суффозионные явления), съездов и лестничного спуска; состояние дна у подошвы стенки и у торцевых стенок, берега на окончаниях сооружения; состояние смотровых колодцев ливневой канализации (поступление грунта), выпуска общесплавной канализации и его сопряжения с подпорной стенкой (затвор, трещины, размыв у выпуска); состояние доступных для осмотра частей средств измерений (наличие нумерации, повреждения).</w:t>
+        <w:t xml:space="preserve">При осмотрах контролируется соответствие ГТС проектным параметрам и решениям (пункт 123 ФНП), а ввиду отсутствия проектной документации – фактическому состоянию, зафиксированному актом преддекларационного обследования и начальным циклом наблюдений. Применительно к ГТС при осмотрах контролируются: состояние подпорной стенки, торцевых стенок и их деформационных швов (трещины, раковины, течи, коррозия); состояние покрытия пешеходной зоны (просадки, трещины, провалы, суффозионные явления), съездов и лестничного спуска; состояние дна у подошвы стенки и у торцевых стенок (в том числе у северного окончания ГТС в зоне сброса из выпуска общесплавной канализации – размыв, отложения), берега на окончаниях сооружения; состояние смотровых колодцев ливневой канализации (поступление грунта); состояние доступных для осмотра частей средств измерений (наличие нумерации, повреждения).</w:t>
       </w:r>
     </w:p>
     <w:p>
@@ -27970,7 +28054,7 @@
                 <w:sz w:val="19"/>
                 <w:szCs w:val="19"/>
               </w:rPr>
-              <w:t xml:space="preserve">Деформационные швы подпорной стенки; узел сопряжения выпуска общесплавной канализации со стенкой (ПК 0+30)</w:t>
+              <w:t xml:space="preserve">Деформационные швы подпорной стенки</w:t>
             </w:r>
           </w:p>
         </w:tc>
@@ -28140,7 +28224,7 @@
                 <w:sz w:val="19"/>
                 <w:szCs w:val="19"/>
               </w:rPr>
-              <w:t xml:space="preserve">Покрытие пешеходной зоны (на всю ширину), съезды, лестничный спуск, трассы канализации</w:t>
+              <w:t xml:space="preserve">Покрытие пешеходной зоны (на всю ширину), съезды, лестничный спуск, трасса ливневой канализации</w:t>
             </w:r>
           </w:p>
         </w:tc>
@@ -28206,7 +28290,7 @@
                 <w:sz w:val="19"/>
                 <w:szCs w:val="19"/>
               </w:rPr>
-              <w:t xml:space="preserve">нивелирование по створам и по трассам канализации, рейка длиной 3 м; визуальный осмотр</w:t>
+              <w:t xml:space="preserve">нивелирование по створам и по трассе ливневой канализации, рейка длиной 3 м; визуальный осмотр</w:t>
             </w:r>
           </w:p>
         </w:tc>
@@ -28310,7 +28394,7 @@
                 <w:sz w:val="19"/>
                 <w:szCs w:val="19"/>
               </w:rPr>
-              <w:t xml:space="preserve">Дно у подошвы подпорной стенки и у торцевых стенок; берег и съезды на окончаниях сооружения</w:t>
+              <w:t xml:space="preserve">Дно у подошвы подпорной стенки и у торцевых стенок, в том числе у северного окончания ГТС в зоне сброса из выпуска общесплавной канализации; берег и съезды на окончаниях сооружения</w:t>
             </w:r>
           </w:p>
         </w:tc>
@@ -28376,7 +28460,7 @@
                 <w:sz w:val="19"/>
                 <w:szCs w:val="19"/>
               </w:rPr>
-              <w:t xml:space="preserve">промеры по промерным створам и у выпуска общесплавной канализации; осмотр окончаний сооружения; подводно-техническое (водолазное) обследование</w:t>
+              <w:t xml:space="preserve">промеры по промерным створам и на участке дна между северным окончанием ГТС и выпуском общесплавной канализации; осмотр окончаний сооружения; подводно-техническое (водолазное) обследование</w:t>
             </w:r>
           </w:p>
         </w:tc>
@@ -28480,7 +28564,7 @@
                 <w:sz w:val="19"/>
                 <w:szCs w:val="19"/>
               </w:rPr>
-              <w:t xml:space="preserve">Система отвода поверхностной воды (ливневая канализация: дождеприёмники, смотровые колодцы) и выпуск общесплавной канализации Ø 1500 мм через подпорную стенку</w:t>
+              <w:t xml:space="preserve">Система отвода поверхностной воды (ливневая канализация: дождеприёмники, смотровые колодцы, выпуски)</w:t>
             </w:r>
           </w:p>
         </w:tc>
@@ -28513,7 +28597,7 @@
                 <w:sz w:val="19"/>
                 <w:szCs w:val="19"/>
               </w:rPr>
-              <w:t xml:space="preserve">позиция 12 табл. 3.2.1, в том числе наличие грунта обратной засыпки в колодцах и трубопроводах; состояние затвора и сопряжения выпуска со стенкой, размыв у выпуска</w:t>
+              <w:t xml:space="preserve">позиция 12 табл. 3.2.1, в том числе наличие грунта обратной засыпки в колодцах и трубопроводе</w:t>
             </w:r>
           </w:p>
         </w:tc>
@@ -28546,7 +28630,7 @@
                 <w:sz w:val="19"/>
                 <w:szCs w:val="19"/>
               </w:rPr>
-              <w:t xml:space="preserve">визуальный осмотр; вскрытие и осмотр смотровых колодцев; осмотр выпуска при низких уровнях воды; телеинспекция трубопроводов (по согласованию с их правообладателем)</w:t>
+              <w:t xml:space="preserve">визуальный осмотр; вскрытие и осмотр смотровых колодцев; телеинспекция трубопровода (по согласованию с его правообладателем)</w:t>
             </w:r>
           </w:p>
         </w:tc>
@@ -29334,7 +29418,7 @@
         <w:rPr>
           <w:rFonts w:ascii="Times New Roman" w:cs="Times New Roman" w:eastAsia="Times New Roman" w:hAnsi="Times New Roman"/>
         </w:rPr>
-        <w:t xml:space="preserve">– 13 створов наблюдений С-1 – С-13 (нумерация от северного окончания), привязанных к окончаниям ГТС, выпуску общесплавной канализации и углу поворота оси подпорной стенки, с шагом не более 22 м (таблица 4.3.1);</w:t>
+        <w:t xml:space="preserve">– 13 створов наблюдений С-1 – С-13 (нумерация от северного окончания), привязанных к окончаниям ГТС и углу поворота оси подпорной стенки, с шагом не более 22 м (таблица 4.3.1);</w:t>
       </w:r>
     </w:p>
     <w:p>
@@ -29373,7 +29457,7 @@
         <w:rPr>
           <w:rFonts w:ascii="Times New Roman" w:cs="Times New Roman" w:eastAsia="Times New Roman" w:hAnsi="Times New Roman"/>
         </w:rPr>
-        <w:t xml:space="preserve">– щелемеры (комплекты марок) в узлах сопряжения торцевых стенок литер „II“ с подпорной стенкой литер „I“, на сопряжении выпуска общесплавной канализации с подпорной стенкой (створ С-2) и на всех деформационных швах подпорной стенки – после установления шага швов при инструментальном обследовании;</w:t>
+        <w:t xml:space="preserve">– щелемеры (комплекты марок) в узлах сопряжения торцевых стенок литер „II“ с подпорной стенкой литер „I“ и на всех деформационных швах подпорной стенки – после установления шага швов при инструментальном обследовании;</w:t>
       </w:r>
     </w:p>
     <w:p>
@@ -29386,7 +29470,7 @@
         <w:rPr>
           <w:rFonts w:ascii="Times New Roman" w:cs="Times New Roman" w:eastAsia="Times New Roman" w:hAnsi="Times New Roman"/>
         </w:rPr>
-        <w:t xml:space="preserve">– промерные створы – продолжение створов С-1 – С-13 в акваторию затона на расстояние не менее 30 м от лицевой грани подпорной стенки, с шагом промерных точек не более 2 м в полосе шириной 10 м у подошвы и не более 5 м за её пределами, а также промеры у торцевых стенок литер „II“ и у выпуска общесплавной канализации;</w:t>
+        <w:t xml:space="preserve">– промерные створы – продолжение створов С-1 – С-13 в акваторию затона на расстояние не менее 30 м от лицевой грани подпорной стенки, с шагом промерных точек не более 2 м в полосе шириной 10 м у подошвы и не более 5 м за её пределами, а также промеры у торцевых стенок литер „II“ и на участке дна между северным окончанием ГТС и выпуском общесплавной канализации, расположенным около 30 м севернее ГТС (зона сброса);</w:t>
       </w:r>
     </w:p>
     <w:p>
@@ -29412,7 +29496,7 @@
         <w:rPr>
           <w:rFonts w:ascii="Times New Roman" w:cs="Times New Roman" w:eastAsia="Times New Roman" w:hAnsi="Times New Roman"/>
         </w:rPr>
-        <w:t xml:space="preserve">– пьезометры П-1 – П-6 в грунте обратной засыпки за подпорной стенкой в створах С-2, С-4, С-6, С-8, С-10, С-12 – на расстоянии около 2 м от лицевой грани, вне трасс канализации (П-1 – не ближе 1,5 м от наружной стенки трубопровода общесплавной канализации); фильтр пьезометра – в интервале колебаний уровня грунтовых вод, оголовок – в колодце с крышкой в уровне покрытия; места установки и отметки фильтров уточняются после установления положения трубопроводов канализации и конструкции подземной части стенки при инструментальном обследовании;</w:t>
+        <w:t xml:space="preserve">– пьезометры П-1 – П-6 в грунте обратной засыпки за подпорной стенкой в створах С-2, С-4, С-6, С-8, С-10, С-12 – на расстоянии около 2 м от лицевой грани, вне трассы ливневой канализации; фильтр пьезометра – в интервале колебаний уровня грунтовых вод, оголовок – в колодце с крышкой в уровне покрытия; места установки и отметки фильтров уточняются после установления положения трубопровода ливневой канализации и конструкции подземной части стенки при инструментальном обследовании;</w:t>
       </w:r>
     </w:p>
     <w:p>
@@ -29711,7 +29795,7 @@
                 <w:sz w:val="20"/>
                 <w:szCs w:val="20"/>
               </w:rPr>
-              <w:t xml:space="preserve">северное окончание подпорной стенки литер „I“, у торцевой стенки литер „II“ и съезда (пандуса)</w:t>
+              <w:t xml:space="preserve">северное окончание подпорной стенки литер „I“, у торцевой стенки литер „II“ и съезда (пандуса); около 30 м севернее северного окончания ГТС (ПК 0+00) – выпуск общесплавной канализации (вне ГТС)</w:t>
             </w:r>
           </w:p>
         </w:tc>
@@ -29815,7 +29899,7 @@
                 <w:sz w:val="20"/>
                 <w:szCs w:val="20"/>
               </w:rPr>
-              <w:t xml:space="preserve">ПК 0+26</w:t>
+              <w:t xml:space="preserve">ПК 0+27</w:t>
             </w:r>
           </w:p>
         </w:tc>
@@ -29848,7 +29932,7 @@
                 <w:sz w:val="20"/>
                 <w:szCs w:val="20"/>
               </w:rPr>
-              <w:t xml:space="preserve">в 4 м севернее выпуска общесплавной канализации Ø 1500 мм (выпуск – около 30 м от северного окончания, ориентировочно ПК 0+30; створ смещён к северу из условия шага не более 22 м)</w:t>
+              <w:t xml:space="preserve">северный участок</w:t>
             </w:r>
           </w:p>
         </w:tc>
@@ -29881,7 +29965,7 @@
                 <w:sz w:val="20"/>
                 <w:szCs w:val="20"/>
               </w:rPr>
-              <w:t xml:space="preserve">М-2; П-1; щелемер на сопряжении выпуска со стенкой (ПК 0+30); промерный створ</w:t>
+              <w:t xml:space="preserve">М-2; П-1; промерный створ</w:t>
             </w:r>
           </w:p>
         </w:tc>
@@ -31789,7 +31873,7 @@
         <w:rPr>
           <w:rFonts w:ascii="Times New Roman" w:cs="Times New Roman" w:eastAsia="Times New Roman" w:hAnsi="Times New Roman"/>
         </w:rPr>
-        <w:t xml:space="preserve">27 Сведения МКУ МО г. Краснодар «ГСЛК» о трассах и выпусках ливневой и общесплавной канализации (письмо от </w:t>
+        <w:t xml:space="preserve">27 Сведения МКУ МО г. Краснодар «ГСЛК» о ливневой и общесплавной канализации (письмо от </w:t>
       </w:r>
       <w:r>
         <w:rPr>
